--- a/docs/VaaniQ_Midterm_Progress_Report.docx
+++ b/docs/VaaniQ_Midterm_Progress_Report.docx
@@ -35,18 +35,18 @@
       </w:pPr>
       <w:r>
         <w:br/>
-        <w:t>Gaurav Phadale — 70022300092</w:t>
+        <w:t>Gaurav Phadale  70022300092</w:t>
         <w:br/>
-        <w:t>Eshaan Sarkhawas — 70022300066</w:t>
+        <w:t>Eshaan Sarkhawas  70022300066</w:t>
         <w:br/>
-        <w:t>Aarav Phutane — 70022300152</w:t>
+        <w:t>Aarav Phutane  70022300152</w:t>
         <w:br/>
-        <w:t>Prajwal Patil — 70022300213</w:t>
+        <w:t>Prajwal Patil  70022300213</w:t>
         <w:br/>
         <w:br/>
         <w:t>Faculty Guide: Prof. Rama Bharti Varshney</w:t>
         <w:br/>
-        <w:t>MPSTME, NMIMS · Academic Year 2026-27</w:t>
+        <w:t>MPSTME, NMIMS  Academic Year 2026-27</w:t>
       </w:r>
     </w:p>
     <w:p>
@@ -241,7 +241,7 @@
                 <w:b w:val="0"/>
                 <w:sz w:val="15"/>
               </w:rPr>
-              <w:t>n=584; accuracy 93.7%; EER 6.6%</w:t>
+              <w:t>n=584; accuracy 91.6%; EER 6.6%</w:t>
             </w:r>
           </w:p>
         </w:tc>
@@ -1023,7 +1023,7 @@
                 <w:b w:val="0"/>
                 <w:sz w:val="15"/>
               </w:rPr>
-              <w:t>93.7%</w:t>
+              <w:t>91.0%</w:t>
             </w:r>
           </w:p>
         </w:tc>
@@ -1041,7 +1041,7 @@
                 <w:b w:val="0"/>
                 <w:sz w:val="15"/>
               </w:rPr>
-              <w:t>5.6%</w:t>
+              <w:t>7.0%</w:t>
             </w:r>
           </w:p>
         </w:tc>
@@ -1115,7 +1115,7 @@
                 <w:b w:val="0"/>
                 <w:sz w:val="15"/>
               </w:rPr>
-              <w:t>93.9%</w:t>
+              <w:t>93.3%</w:t>
             </w:r>
           </w:p>
         </w:tc>
@@ -1207,7 +1207,7 @@
                 <w:b w:val="0"/>
                 <w:sz w:val="15"/>
               </w:rPr>
-              <w:t>93.4%</w:t>
+              <w:t>90.9%</w:t>
             </w:r>
           </w:p>
         </w:tc>
@@ -1332,7 +1332,7 @@
                 <w:b w:val="0"/>
                 <w:sz w:val="15"/>
               </w:rPr>
-              <w:t>93.66%</w:t>
+              <w:t>91.61%</w:t>
             </w:r>
           </w:p>
         </w:tc>
@@ -1370,7 +1370,7 @@
                 <w:b w:val="0"/>
                 <w:sz w:val="15"/>
               </w:rPr>
-              <w:t>89.82%</w:t>
+              <w:t>85.48%</w:t>
             </w:r>
           </w:p>
         </w:tc>
@@ -1408,7 +1408,7 @@
                 <w:b w:val="0"/>
                 <w:sz w:val="15"/>
               </w:rPr>
-              <w:t>96.97%</w:t>
+              <w:t>98.11%</w:t>
             </w:r>
           </w:p>
         </w:tc>
@@ -1446,7 +1446,7 @@
                 <w:b w:val="0"/>
                 <w:sz w:val="15"/>
               </w:rPr>
-              <w:t>93.26%</w:t>
+              <w:t>91.36%</w:t>
             </w:r>
           </w:p>
         </w:tc>
@@ -1522,7 +1522,7 @@
                 <w:b w:val="0"/>
                 <w:sz w:val="15"/>
               </w:rPr>
-              <w:t>0.9735</w:t>
+              <w:t>0.9729</w:t>
             </w:r>
           </w:p>
         </w:tc>
@@ -1560,7 +1560,7 @@
                 <w:b w:val="0"/>
                 <w:sz w:val="15"/>
               </w:rPr>
-              <w:t>0.7869</w:t>
+              <w:t>0.7841</w:t>
             </w:r>
           </w:p>
         </w:tc>
@@ -1781,7 +1781,7 @@
                 <w:b w:val="0"/>
                 <w:sz w:val="15"/>
               </w:rPr>
-              <w:t>95.2%</w:t>
+              <w:t>93.8%</w:t>
             </w:r>
           </w:p>
         </w:tc>
@@ -1817,7 +1817,7 @@
                 <w:b w:val="0"/>
                 <w:sz w:val="15"/>
               </w:rPr>
-              <w:t>94.8%</w:t>
+              <w:t>93.5%</w:t>
             </w:r>
           </w:p>
         </w:tc>
@@ -1873,7 +1873,7 @@
                 <w:b w:val="0"/>
                 <w:sz w:val="15"/>
               </w:rPr>
-              <w:t>92.1%</w:t>
+              <w:t>89.4%</w:t>
             </w:r>
           </w:p>
         </w:tc>
@@ -1909,7 +1909,7 @@
                 <w:b w:val="0"/>
                 <w:sz w:val="15"/>
               </w:rPr>
-              <w:t>91.7%</w:t>
+              <w:t>89.3%</w:t>
             </w:r>
           </w:p>
         </w:tc>
@@ -2045,7 +2045,7 @@
                 <w:b w:val="0"/>
                 <w:sz w:val="15"/>
               </w:rPr>
-              <w:t>0.0378</w:t>
+              <w:t>0.0245</w:t>
             </w:r>
           </w:p>
         </w:tc>
@@ -2063,7 +2063,7 @@
                 <w:b w:val="0"/>
                 <w:sz w:val="15"/>
               </w:rPr>
-              <w:t>0.0424</w:t>
+              <w:t>0.0260</w:t>
             </w:r>
           </w:p>
         </w:tc>
@@ -2101,7 +2101,7 @@
                 <w:b w:val="0"/>
                 <w:sz w:val="15"/>
               </w:rPr>
-              <w:t>0.0547</w:t>
+              <w:t>0.0659</w:t>
             </w:r>
           </w:p>
         </w:tc>
@@ -2119,7 +2119,7 @@
                 <w:b w:val="0"/>
                 <w:sz w:val="15"/>
               </w:rPr>
-              <w:t>0.0589</w:t>
+              <w:t>0.0690</w:t>
             </w:r>
           </w:p>
         </w:tc>
@@ -2963,32 +2963,32 @@
     </w:p>
     <w:p>
       <w:r>
-        <w:t>☐ Master project DOCX generated and package-verified.</w:t>
+        <w:t>? Master project DOCX generated and package-verified.</w:t>
       </w:r>
     </w:p>
     <w:p>
       <w:r>
-        <w:t>☐ IEEE-style hard-copy paper generated and package-verified.</w:t>
+        <w:t>? IEEE-style hard-copy paper generated and package-verified.</w:t>
       </w:r>
     </w:p>
     <w:p>
       <w:r>
-        <w:t>☐ Mid-term progress report generated from the same training report.</w:t>
+        <w:t>? Mid-term progress report generated from the same training report.</w:t>
       </w:r>
     </w:p>
     <w:p>
       <w:r>
-        <w:t>☐ All chart source PNGs have automated blank/crop margin checks.</w:t>
+        <w:t>? All chart source PNGs have automated blank/crop margin checks.</w:t>
       </w:r>
     </w:p>
     <w:p>
       <w:r>
-        <w:t>☐ Human-study claims remain explicitly N=0 until responses exist.</w:t>
+        <w:t>? Human-study claims remain explicitly N=0 until responses exist.</w:t>
       </w:r>
     </w:p>
     <w:p>
       <w:r>
-        <w:t>☐ Team must bring a laptop, charger, backup copy, and printed hard copies.</w:t>
+        <w:t>? Team must bring a laptop, charger, backup copy, and printed hard copies.</w:t>
       </w:r>
     </w:p>
     <w:sectPr>

--- a/docs/VaaniQ_Midterm_Progress_Report.docx
+++ b/docs/VaaniQ_Midterm_Progress_Report.docx
@@ -11,11 +11,11 @@
         <w:rPr>
           <w:rFonts w:ascii="Aptos Display" w:hAnsi="Aptos Display"/>
           <w:b/>
-          <w:sz w:val="48"/>
+          <w:sz w:val="44"/>
         </w:rPr>
         <w:t>VaaniQ</w:t>
         <w:br/>
-        <w:t>Mid-Term Capstone Progress Report</w:t>
+        <w:t>Capstone Progress Report - Round 3 Approved</w:t>
       </w:r>
     </w:p>
     <w:p>
@@ -47,6 +47,10 @@
         <w:t>Faculty Guide: Prof. Rama Bharti Varshney</w:t>
         <w:br/>
         <w:t>MPSTME, NMIMS  Academic Year 2026-27</w:t>
+        <w:br/>
+        <w:t>Frozen evidence: artifacts/final_results_manifest.json</w:t>
+        <w:br/>
+        <w:t>Approved commit: 084bd47ca6ca1b69a7cdbf424e2946f3794c2a95</w:t>
       </w:r>
     </w:p>
     <w:p>
@@ -69,7 +73,7 @@
         <w:jc w:val="both"/>
       </w:pPr>
       <w:r>
-        <w:t>VaaniQ is operational as an end-to-end research system: authenticated Kathbath and IndicSynth ingest, deterministic speaker-disjoint splitting, actual Opus evaluation pairs, detector training, validation-only calibration, explainability, typed FastAPI endpoints, and a React demonstration interface. This report separates completed measured evidence from remaining work.</w:t>
+        <w:t>This report describes the approved Round 3 state. It is not a claim that the project is 100% complete. RQ1-RQ4, Baseline V1, frozen XLS-R main, LFCC-GMM, the RawNet2-style approximate baseline, reproducibility tooling, the application, and documentation are COMPLETE. Benchmark V2 is PARTIAL. FLEURS unseen-source evaluation is PILOT. Faithful RawNet2 and generator-disjoint evaluation are PENDING. RQ5 is BLOCKED ON HUMAN DATA (N=0). Codec evaluation uses a WhatsApp-style Opus simulation, not actual WhatsApp transmission.</w:t>
       </w:r>
     </w:p>
     <w:p>
@@ -81,7 +85,7 @@
           <w:b/>
           <w:sz w:val="16"/>
         </w:rPr>
-        <w:t>TABLE 1. MID-TERM EVIDENCE SNAPSHOT</w:t>
+        <w:t>TABLE 1. ROUND 3 STATUS BY WORK PACKAGE</w:t>
       </w:r>
     </w:p>
     <w:tbl>
@@ -91,272 +95,14 @@
         <w:tblLook w:firstColumn="1" w:firstRow="1" w:lastColumn="0" w:lastRow="0" w:noHBand="0" w:noVBand="1" w:val="04A0"/>
       </w:tblPr>
       <w:tblGrid>
-        <w:gridCol w:w="4874"/>
-        <w:gridCol w:w="4874"/>
+        <w:gridCol w:w="3250"/>
+        <w:gridCol w:w="3250"/>
+        <w:gridCol w:w="3250"/>
       </w:tblGrid>
       <w:tr>
         <w:tc>
           <w:tcPr>
-            <w:tcW w:type="dxa" w:w="4874"/>
-          </w:tcPr>
-          <w:p>
-            <w:pPr>
-              <w:spacing w:after="0"/>
-            </w:pPr>
-            <w:r>
-              <w:rPr>
-                <w:rFonts w:ascii="Times New Roman" w:hAnsi="Times New Roman"/>
-                <w:b/>
-                <w:sz w:val="15"/>
-              </w:rPr>
-              <w:t>Evidence item</w:t>
-            </w:r>
-          </w:p>
-        </w:tc>
-        <w:tc>
-          <w:tcPr>
-            <w:tcW w:type="dxa" w:w="4874"/>
-          </w:tcPr>
-          <w:p>
-            <w:pPr>
-              <w:spacing w:after="0"/>
-            </w:pPr>
-            <w:r>
-              <w:rPr>
-                <w:rFonts w:ascii="Times New Roman" w:hAnsi="Times New Roman"/>
-                <w:b/>
-                <w:sz w:val="15"/>
-              </w:rPr>
-              <w:t>Current measured state</w:t>
-            </w:r>
-          </w:p>
-        </w:tc>
-      </w:tr>
-      <w:tr>
-        <w:tc>
-          <w:tcPr>
-            <w:tcW w:type="dxa" w:w="4874"/>
-          </w:tcPr>
-          <w:p>
-            <w:pPr>
-              <w:spacing w:after="0"/>
-            </w:pPr>
-            <w:r>
-              <w:rPr>
-                <w:rFonts w:ascii="Times New Roman" w:hAnsi="Times New Roman"/>
-                <w:b w:val="0"/>
-                <w:sz w:val="15"/>
-              </w:rPr>
-              <w:t>Source corpus</w:t>
-            </w:r>
-          </w:p>
-        </w:tc>
-        <w:tc>
-          <w:tcPr>
-            <w:tcW w:type="dxa" w:w="4874"/>
-          </w:tcPr>
-          <w:p>
-            <w:pPr>
-              <w:spacing w:after="0"/>
-            </w:pPr>
-            <w:r>
-              <w:rPr>
-                <w:rFonts w:ascii="Times New Roman" w:hAnsi="Times New Roman"/>
-                <w:b w:val="0"/>
-                <w:sz w:val="15"/>
-              </w:rPr>
-              <w:t>1800 original clips; 3.15 h</w:t>
-            </w:r>
-          </w:p>
-        </w:tc>
-      </w:tr>
-      <w:tr>
-        <w:tc>
-          <w:tcPr>
-            <w:tcW w:type="dxa" w:w="4874"/>
-          </w:tcPr>
-          <w:p>
-            <w:pPr>
-              <w:spacing w:after="0"/>
-            </w:pPr>
-            <w:r>
-              <w:rPr>
-                <w:rFonts w:ascii="Times New Roman" w:hAnsi="Times New Roman"/>
-                <w:b w:val="0"/>
-                <w:sz w:val="15"/>
-              </w:rPr>
-              <w:t>Evaluation corpus</w:t>
-            </w:r>
-          </w:p>
-        </w:tc>
-        <w:tc>
-          <w:tcPr>
-            <w:tcW w:type="dxa" w:w="4874"/>
-          </w:tcPr>
-          <w:p>
-            <w:pPr>
-              <w:spacing w:after="0"/>
-            </w:pPr>
-            <w:r>
-              <w:rPr>
-                <w:rFonts w:ascii="Times New Roman" w:hAnsi="Times New Roman"/>
-                <w:b w:val="0"/>
-                <w:sz w:val="15"/>
-              </w:rPr>
-              <w:t>2346 clean/Opus instances; 4.11 h</w:t>
-            </w:r>
-          </w:p>
-        </w:tc>
-      </w:tr>
-      <w:tr>
-        <w:tc>
-          <w:tcPr>
-            <w:tcW w:type="dxa" w:w="4874"/>
-          </w:tcPr>
-          <w:p>
-            <w:pPr>
-              <w:spacing w:after="0"/>
-            </w:pPr>
-            <w:r>
-              <w:rPr>
-                <w:rFonts w:ascii="Times New Roman" w:hAnsi="Times New Roman"/>
-                <w:b w:val="0"/>
-                <w:sz w:val="15"/>
-              </w:rPr>
-              <w:t>Held-out test</w:t>
-            </w:r>
-          </w:p>
-        </w:tc>
-        <w:tc>
-          <w:tcPr>
-            <w:tcW w:type="dxa" w:w="4874"/>
-          </w:tcPr>
-          <w:p>
-            <w:pPr>
-              <w:spacing w:after="0"/>
-            </w:pPr>
-            <w:r>
-              <w:rPr>
-                <w:rFonts w:ascii="Times New Roman" w:hAnsi="Times New Roman"/>
-                <w:b w:val="0"/>
-                <w:sz w:val="15"/>
-              </w:rPr>
-              <w:t>n=584; accuracy 91.6%; EER 6.6%</w:t>
-            </w:r>
-          </w:p>
-        </w:tc>
-      </w:tr>
-      <w:tr>
-        <w:tc>
-          <w:tcPr>
-            <w:tcW w:type="dxa" w:w="4874"/>
-          </w:tcPr>
-          <w:p>
-            <w:pPr>
-              <w:spacing w:after="0"/>
-            </w:pPr>
-            <w:r>
-              <w:rPr>
-                <w:rFonts w:ascii="Times New Roman" w:hAnsi="Times New Roman"/>
-                <w:b w:val="0"/>
-                <w:sz w:val="15"/>
-              </w:rPr>
-              <w:t>Leakage control</w:t>
-            </w:r>
-          </w:p>
-        </w:tc>
-        <w:tc>
-          <w:tcPr>
-            <w:tcW w:type="dxa" w:w="4874"/>
-          </w:tcPr>
-          <w:p>
-            <w:pPr>
-              <w:spacing w:after="0"/>
-            </w:pPr>
-            <w:r>
-              <w:rPr>
-                <w:rFonts w:ascii="Times New Roman" w:hAnsi="Times New Roman"/>
-                <w:b w:val="0"/>
-                <w:sz w:val="15"/>
-              </w:rPr>
-              <w:t>PASS - no speaker overlap across train/validation/test</w:t>
-            </w:r>
-          </w:p>
-        </w:tc>
-      </w:tr>
-      <w:tr>
-        <w:tc>
-          <w:tcPr>
-            <w:tcW w:type="dxa" w:w="4874"/>
-          </w:tcPr>
-          <w:p>
-            <w:pPr>
-              <w:spacing w:after="0"/>
-            </w:pPr>
-            <w:r>
-              <w:rPr>
-                <w:rFonts w:ascii="Times New Roman" w:hAnsi="Times New Roman"/>
-                <w:b w:val="0"/>
-                <w:sz w:val="15"/>
-              </w:rPr>
-              <w:t>Application</w:t>
-            </w:r>
-          </w:p>
-        </w:tc>
-        <w:tc>
-          <w:tcPr>
-            <w:tcW w:type="dxa" w:w="4874"/>
-          </w:tcPr>
-          <w:p>
-            <w:pPr>
-              <w:spacing w:after="0"/>
-            </w:pPr>
-            <w:r>
-              <w:rPr>
-                <w:rFonts w:ascii="Times New Roman" w:hAnsi="Times New Roman"/>
-                <w:b w:val="0"/>
-                <w:sz w:val="15"/>
-              </w:rPr>
-              <w:t>Backend API and React UI operational</w:t>
-            </w:r>
-          </w:p>
-        </w:tc>
-      </w:tr>
-    </w:tbl>
-    <w:p>
-      <w:pPr>
-        <w:pStyle w:val="Heading1"/>
-      </w:pPr>
-      <w:r>
-        <w:t>2. Completed Work Packages</w:t>
-      </w:r>
-    </w:p>
-    <w:p>
-      <w:pPr>
-        <w:jc w:val="center"/>
-      </w:pPr>
-      <w:r>
-        <w:rPr>
-          <w:b/>
-          <w:sz w:val="16"/>
-        </w:rPr>
-        <w:t>TABLE 2. IMPLEMENTED CAPSTONE COMPONENTS</w:t>
-      </w:r>
-    </w:p>
-    <w:tbl>
-      <w:tblPr>
-        <w:tblStyle w:val="TableGrid"/>
-        <w:tblW w:type="auto" w:w="0"/>
-        <w:tblLook w:firstColumn="1" w:firstRow="1" w:lastColumn="0" w:lastRow="0" w:noHBand="0" w:noVBand="1" w:val="04A0"/>
-      </w:tblPr>
-      <w:tblGrid>
-        <w:gridCol w:w="4874"/>
-        <w:gridCol w:w="4874"/>
-      </w:tblGrid>
-      <w:tr>
-        <w:tc>
-          <w:tcPr>
-            <w:tcW w:type="dxa" w:w="4874"/>
+            <w:tcW w:type="dxa" w:w="3250"/>
           </w:tcPr>
           <w:p>
             <w:pPr>
@@ -374,7 +120,7 @@
         </w:tc>
         <w:tc>
           <w:tcPr>
-            <w:tcW w:type="dxa" w:w="4874"/>
+            <w:tcW w:type="dxa" w:w="3250"/>
           </w:tcPr>
           <w:p>
             <w:pPr>
@@ -386,7 +132,25 @@
                 <w:b/>
                 <w:sz w:val="15"/>
               </w:rPr>
-              <w:t>Evidence</w:t>
+              <w:t>Status</w:t>
+            </w:r>
+          </w:p>
+        </w:tc>
+        <w:tc>
+          <w:tcPr>
+            <w:tcW w:type="dxa" w:w="3250"/>
+          </w:tcPr>
+          <w:p>
+            <w:pPr>
+              <w:spacing w:after="0"/>
+            </w:pPr>
+            <w:r>
+              <w:rPr>
+                <w:rFonts w:ascii="Times New Roman" w:hAnsi="Times New Roman"/>
+                <w:b/>
+                <w:sz w:val="15"/>
+              </w:rPr>
+              <w:t>Canonical note</w:t>
             </w:r>
           </w:p>
         </w:tc>
@@ -394,7 +158,7 @@
       <w:tr>
         <w:tc>
           <w:tcPr>
-            <w:tcW w:type="dxa" w:w="4874"/>
+            <w:tcW w:type="dxa" w:w="3250"/>
           </w:tcPr>
           <w:p>
             <w:pPr>
@@ -406,13 +170,13 @@
                 <w:b w:val="0"/>
                 <w:sz w:val="15"/>
               </w:rPr>
-              <w:t>Problem framing and five RQs</w:t>
+              <w:t>Baseline V1</w:t>
             </w:r>
           </w:p>
         </w:tc>
         <w:tc>
           <w:tcPr>
-            <w:tcW w:type="dxa" w:w="4874"/>
+            <w:tcW w:type="dxa" w:w="3250"/>
           </w:tcPr>
           <w:p>
             <w:pPr>
@@ -424,15 +188,13 @@
                 <w:b w:val="0"/>
                 <w:sz w:val="15"/>
               </w:rPr>
-              <w:t>Proposal traceability complete</w:t>
+              <w:t>COMPLETE</w:t>
             </w:r>
           </w:p>
         </w:tc>
-      </w:tr>
-      <w:tr>
         <w:tc>
           <w:tcPr>
-            <w:tcW w:type="dxa" w:w="4874"/>
+            <w:tcW w:type="dxa" w:w="3250"/>
           </w:tcPr>
           <w:p>
             <w:pPr>
@@ -444,13 +206,15 @@
                 <w:b w:val="0"/>
                 <w:sz w:val="15"/>
               </w:rPr>
-              <w:t>Three-language data ingest</w:t>
+              <w:t>n=584; 91.61% acc; 6.56% EER</w:t>
             </w:r>
           </w:p>
         </w:tc>
+      </w:tr>
+      <w:tr>
         <w:tc>
           <w:tcPr>
-            <w:tcW w:type="dxa" w:w="4874"/>
+            <w:tcW w:type="dxa" w:w="3250"/>
           </w:tcPr>
           <w:p>
             <w:pPr>
@@ -462,15 +226,13 @@
                 <w:b w:val="0"/>
                 <w:sz w:val="15"/>
               </w:rPr>
-              <w:t>Hindi, Marathi, Tamil persisted</w:t>
+              <w:t>Frozen XLS-R main</w:t>
             </w:r>
           </w:p>
         </w:tc>
-      </w:tr>
-      <w:tr>
         <w:tc>
           <w:tcPr>
-            <w:tcW w:type="dxa" w:w="4874"/>
+            <w:tcW w:type="dxa" w:w="3250"/>
           </w:tcPr>
           <w:p>
             <w:pPr>
@@ -482,13 +244,13 @@
                 <w:b w:val="0"/>
                 <w:sz w:val="15"/>
               </w:rPr>
-              <w:t>Balanced real/fake source cells</w:t>
+              <w:t>COMPLETE</w:t>
             </w:r>
           </w:p>
         </w:tc>
         <w:tc>
           <w:tcPr>
-            <w:tcW w:type="dxa" w:w="4874"/>
+            <w:tcW w:type="dxa" w:w="3250"/>
           </w:tcPr>
           <w:p>
             <w:pPr>
@@ -500,7 +262,7 @@
                 <w:b w:val="0"/>
                 <w:sz w:val="15"/>
               </w:rPr>
-              <w:t>900 Kathbath / 900 IndicSynth</w:t>
+              <w:t>n=584; 92.12% acc; 6.88% EER; 0.9828 AUC</w:t>
             </w:r>
           </w:p>
         </w:tc>
@@ -508,7 +270,7 @@
       <w:tr>
         <w:tc>
           <w:tcPr>
-            <w:tcW w:type="dxa" w:w="4874"/>
+            <w:tcW w:type="dxa" w:w="3250"/>
           </w:tcPr>
           <w:p>
             <w:pPr>
@@ -520,13 +282,13 @@
                 <w:b w:val="0"/>
                 <w:sz w:val="15"/>
               </w:rPr>
-              <w:t>Speaker-disjoint split</w:t>
+              <w:t>RQ1 compression</w:t>
             </w:r>
           </w:p>
         </w:tc>
         <w:tc>
           <w:tcPr>
-            <w:tcW w:type="dxa" w:w="4874"/>
+            <w:tcW w:type="dxa" w:w="3250"/>
           </w:tcPr>
           <w:p>
             <w:pPr>
@@ -538,15 +300,13 @@
                 <w:b w:val="0"/>
                 <w:sz w:val="15"/>
               </w:rPr>
-              <w:t>1254 train / 508 val / 584 test instances</w:t>
+              <w:t>COMPLETE</w:t>
             </w:r>
           </w:p>
         </w:tc>
-      </w:tr>
-      <w:tr>
         <w:tc>
           <w:tcPr>
-            <w:tcW w:type="dxa" w:w="4874"/>
+            <w:tcW w:type="dxa" w:w="3250"/>
           </w:tcPr>
           <w:p>
             <w:pPr>
@@ -558,13 +318,15 @@
                 <w:b w:val="0"/>
                 <w:sz w:val="15"/>
               </w:rPr>
-              <w:t>Compression robustness</w:t>
+              <w:t>Model-dependent clean/Opus results</w:t>
             </w:r>
           </w:p>
         </w:tc>
+      </w:tr>
+      <w:tr>
         <w:tc>
           <w:tcPr>
-            <w:tcW w:type="dxa" w:w="4874"/>
+            <w:tcW w:type="dxa" w:w="3250"/>
           </w:tcPr>
           <w:p>
             <w:pPr>
@@ -576,15 +338,13 @@
                 <w:b w:val="0"/>
                 <w:sz w:val="15"/>
               </w:rPr>
-              <w:t>546 paired 16 kbps libopus twins</w:t>
+              <w:t>RQ2 English-only</w:t>
             </w:r>
           </w:p>
         </w:tc>
-      </w:tr>
-      <w:tr>
         <w:tc>
           <w:tcPr>
-            <w:tcW w:type="dxa" w:w="4874"/>
+            <w:tcW w:type="dxa" w:w="3250"/>
           </w:tcPr>
           <w:p>
             <w:pPr>
@@ -596,13 +356,13 @@
                 <w:b w:val="0"/>
                 <w:sz w:val="15"/>
               </w:rPr>
-              <w:t>Detector training</w:t>
+              <w:t>COMPLETE</w:t>
             </w:r>
           </w:p>
         </w:tc>
         <w:tc>
           <w:tcPr>
-            <w:tcW w:type="dxa" w:w="4874"/>
+            <w:tcW w:type="dxa" w:w="3250"/>
           </w:tcPr>
           <w:p>
             <w:pPr>
@@ -614,7 +374,7 @@
                 <w:b w:val="0"/>
                 <w:sz w:val="15"/>
               </w:rPr>
-              <w:t>Primary and three RQ3 checkpoints</w:t>
+              <w:t>54.8% acc; 76.56% EER; 0.162 AUC</w:t>
             </w:r>
           </w:p>
         </w:tc>
@@ -622,7 +382,7 @@
       <w:tr>
         <w:tc>
           <w:tcPr>
-            <w:tcW w:type="dxa" w:w="4874"/>
+            <w:tcW w:type="dxa" w:w="3250"/>
           </w:tcPr>
           <w:p>
             <w:pPr>
@@ -634,13 +394,13 @@
                 <w:b w:val="0"/>
                 <w:sz w:val="15"/>
               </w:rPr>
-              <w:t>Calibration</w:t>
+              <w:t>RQ3 LOO</w:t>
             </w:r>
           </w:p>
         </w:tc>
         <w:tc>
           <w:tcPr>
-            <w:tcW w:type="dxa" w:w="4874"/>
+            <w:tcW w:type="dxa" w:w="3250"/>
           </w:tcPr>
           <w:p>
             <w:pPr>
@@ -652,15 +412,13 @@
                 <w:b w:val="0"/>
                 <w:sz w:val="15"/>
               </w:rPr>
-              <w:t>Validation-only per-language/condition temperatures</w:t>
+              <w:t>COMPLETE</w:t>
             </w:r>
           </w:p>
         </w:tc>
-      </w:tr>
-      <w:tr>
         <w:tc>
           <w:tcPr>
-            <w:tcW w:type="dxa" w:w="4874"/>
+            <w:tcW w:type="dxa" w:w="3250"/>
           </w:tcPr>
           <w:p>
             <w:pPr>
@@ -672,13 +430,15 @@
                 <w:b w:val="0"/>
                 <w:sz w:val="15"/>
               </w:rPr>
-              <w:t>Explainability</w:t>
+              <w:t>Hindi 78.83%; Marathi 93.29%; Tamil 93.94%</w:t>
             </w:r>
           </w:p>
         </w:tc>
+      </w:tr>
+      <w:tr>
         <w:tc>
           <w:tcPr>
-            <w:tcW w:type="dxa" w:w="4874"/>
+            <w:tcW w:type="dxa" w:w="3250"/>
           </w:tcPr>
           <w:p>
             <w:pPr>
@@ -690,15 +450,13 @@
                 <w:b w:val="0"/>
                 <w:sz w:val="15"/>
               </w:rPr>
-              <w:t>Five stored explanation views per prediction</w:t>
+              <w:t>RQ4 calibration</w:t>
             </w:r>
           </w:p>
         </w:tc>
-      </w:tr>
-      <w:tr>
         <w:tc>
           <w:tcPr>
-            <w:tcW w:type="dxa" w:w="4874"/>
+            <w:tcW w:type="dxa" w:w="3250"/>
           </w:tcPr>
           <w:p>
             <w:pPr>
@@ -710,13 +468,13 @@
                 <w:b w:val="0"/>
                 <w:sz w:val="15"/>
               </w:rPr>
-              <w:t>Web application</w:t>
+              <w:t>COMPLETE</w:t>
             </w:r>
           </w:p>
         </w:tc>
         <w:tc>
           <w:tcPr>
-            <w:tcW w:type="dxa" w:w="4874"/>
+            <w:tcW w:type="dxa" w:w="3250"/>
           </w:tcPr>
           <w:p>
             <w:pPr>
@@ -728,7 +486,7 @@
                 <w:b w:val="0"/>
                 <w:sz w:val="15"/>
               </w:rPr>
-              <w:t>Upload, live, dashboard, research, admin, docs</w:t>
+              <w:t>Val-selected; test ECE 0.0245?0.026</w:t>
             </w:r>
           </w:p>
         </w:tc>
@@ -736,7 +494,7 @@
       <w:tr>
         <w:tc>
           <w:tcPr>
-            <w:tcW w:type="dxa" w:w="4874"/>
+            <w:tcW w:type="dxa" w:w="3250"/>
           </w:tcPr>
           <w:p>
             <w:pPr>
@@ -748,13 +506,13 @@
                 <w:b w:val="0"/>
                 <w:sz w:val="15"/>
               </w:rPr>
-              <w:t>Submission artefacts</w:t>
+              <w:t>LFCC-GMM</w:t>
             </w:r>
           </w:p>
         </w:tc>
         <w:tc>
           <w:tcPr>
-            <w:tcW w:type="dxa" w:w="4874"/>
+            <w:tcW w:type="dxa" w:w="3250"/>
           </w:tcPr>
           <w:p>
             <w:pPr>
@@ -766,7 +524,417 @@
                 <w:b w:val="0"/>
                 <w:sz w:val="15"/>
               </w:rPr>
-              <w:t>Master DOCX and IEEE-style paper generated</w:t>
+              <w:t>COMPLETE</w:t>
+            </w:r>
+          </w:p>
+        </w:tc>
+        <w:tc>
+          <w:tcPr>
+            <w:tcW w:type="dxa" w:w="3250"/>
+          </w:tcPr>
+          <w:p>
+            <w:pPr>
+              <w:spacing w:after="0"/>
+            </w:pPr>
+            <w:r>
+              <w:rPr>
+                <w:rFonts w:ascii="Times New Roman" w:hAnsi="Times New Roman"/>
+                <w:b w:val="0"/>
+                <w:sz w:val="15"/>
+              </w:rPr>
+              <w:t>54.79% acc; weak baseline</w:t>
+            </w:r>
+          </w:p>
+        </w:tc>
+      </w:tr>
+      <w:tr>
+        <w:tc>
+          <w:tcPr>
+            <w:tcW w:type="dxa" w:w="3250"/>
+          </w:tcPr>
+          <w:p>
+            <w:pPr>
+              <w:spacing w:after="0"/>
+            </w:pPr>
+            <w:r>
+              <w:rPr>
+                <w:rFonts w:ascii="Times New Roman" w:hAnsi="Times New Roman"/>
+                <w:b w:val="0"/>
+                <w:sz w:val="15"/>
+              </w:rPr>
+              <w:t>RawNet2-style approximate baseline</w:t>
+            </w:r>
+          </w:p>
+        </w:tc>
+        <w:tc>
+          <w:tcPr>
+            <w:tcW w:type="dxa" w:w="3250"/>
+          </w:tcPr>
+          <w:p>
+            <w:pPr>
+              <w:spacing w:after="0"/>
+            </w:pPr>
+            <w:r>
+              <w:rPr>
+                <w:rFonts w:ascii="Times New Roman" w:hAnsi="Times New Roman"/>
+                <w:b w:val="0"/>
+                <w:sz w:val="15"/>
+              </w:rPr>
+              <w:t>COMPLETE</w:t>
+            </w:r>
+          </w:p>
+        </w:tc>
+        <w:tc>
+          <w:tcPr>
+            <w:tcW w:type="dxa" w:w="3250"/>
+          </w:tcPr>
+          <w:p>
+            <w:pPr>
+              <w:spacing w:after="0"/>
+            </w:pPr>
+            <w:r>
+              <w:rPr>
+                <w:rFonts w:ascii="Times New Roman" w:hAnsi="Times New Roman"/>
+                <w:b w:val="0"/>
+                <w:sz w:val="15"/>
+              </w:rPr>
+              <w:t>54.79% acc; not faithful RawNet2</w:t>
+            </w:r>
+          </w:p>
+        </w:tc>
+      </w:tr>
+      <w:tr>
+        <w:tc>
+          <w:tcPr>
+            <w:tcW w:type="dxa" w:w="3250"/>
+          </w:tcPr>
+          <w:p>
+            <w:pPr>
+              <w:spacing w:after="0"/>
+            </w:pPr>
+            <w:r>
+              <w:rPr>
+                <w:rFonts w:ascii="Times New Roman" w:hAnsi="Times New Roman"/>
+                <w:b w:val="0"/>
+                <w:sz w:val="15"/>
+              </w:rPr>
+              <w:t>Reproducibility + application + docs</w:t>
+            </w:r>
+          </w:p>
+        </w:tc>
+        <w:tc>
+          <w:tcPr>
+            <w:tcW w:type="dxa" w:w="3250"/>
+          </w:tcPr>
+          <w:p>
+            <w:pPr>
+              <w:spacing w:after="0"/>
+            </w:pPr>
+            <w:r>
+              <w:rPr>
+                <w:rFonts w:ascii="Times New Roman" w:hAnsi="Times New Roman"/>
+                <w:b w:val="0"/>
+                <w:sz w:val="15"/>
+              </w:rPr>
+              <w:t>COMPLETE</w:t>
+            </w:r>
+          </w:p>
+        </w:tc>
+        <w:tc>
+          <w:tcPr>
+            <w:tcW w:type="dxa" w:w="3250"/>
+          </w:tcPr>
+          <w:p>
+            <w:pPr>
+              <w:spacing w:after="0"/>
+            </w:pPr>
+            <w:r>
+              <w:rPr>
+                <w:rFonts w:ascii="Times New Roman" w:hAnsi="Times New Roman"/>
+                <w:b w:val="0"/>
+                <w:sz w:val="15"/>
+              </w:rPr>
+              <w:t>Frozen manifest and generated reports</w:t>
+            </w:r>
+          </w:p>
+        </w:tc>
+      </w:tr>
+      <w:tr>
+        <w:tc>
+          <w:tcPr>
+            <w:tcW w:type="dxa" w:w="3250"/>
+          </w:tcPr>
+          <w:p>
+            <w:pPr>
+              <w:spacing w:after="0"/>
+            </w:pPr>
+            <w:r>
+              <w:rPr>
+                <w:rFonts w:ascii="Times New Roman" w:hAnsi="Times New Roman"/>
+                <w:b w:val="0"/>
+                <w:sz w:val="15"/>
+              </w:rPr>
+              <w:t>Benchmark V2</w:t>
+            </w:r>
+          </w:p>
+        </w:tc>
+        <w:tc>
+          <w:tcPr>
+            <w:tcW w:type="dxa" w:w="3250"/>
+          </w:tcPr>
+          <w:p>
+            <w:pPr>
+              <w:spacing w:after="0"/>
+            </w:pPr>
+            <w:r>
+              <w:rPr>
+                <w:rFonts w:ascii="Times New Roman" w:hAnsi="Times New Roman"/>
+                <w:b w:val="0"/>
+                <w:sz w:val="15"/>
+              </w:rPr>
+              <w:t>PARTIAL</w:t>
+            </w:r>
+          </w:p>
+        </w:tc>
+        <w:tc>
+          <w:tcPr>
+            <w:tcW w:type="dxa" w:w="3250"/>
+          </w:tcPr>
+          <w:p>
+            <w:pPr>
+              <w:spacing w:after="0"/>
+            </w:pPr>
+            <w:r>
+              <w:rPr>
+                <w:rFonts w:ascii="Times New Roman" w:hAnsi="Times New Roman"/>
+                <w:b w:val="0"/>
+                <w:sz w:val="15"/>
+              </w:rPr>
+              <w:t>External-source pilot; source probe 98.48%</w:t>
+            </w:r>
+          </w:p>
+        </w:tc>
+      </w:tr>
+      <w:tr>
+        <w:tc>
+          <w:tcPr>
+            <w:tcW w:type="dxa" w:w="3250"/>
+          </w:tcPr>
+          <w:p>
+            <w:pPr>
+              <w:spacing w:after="0"/>
+            </w:pPr>
+            <w:r>
+              <w:rPr>
+                <w:rFonts w:ascii="Times New Roman" w:hAnsi="Times New Roman"/>
+                <w:b w:val="0"/>
+                <w:sz w:val="15"/>
+              </w:rPr>
+              <w:t>FLEURS unseen-real</w:t>
+            </w:r>
+          </w:p>
+        </w:tc>
+        <w:tc>
+          <w:tcPr>
+            <w:tcW w:type="dxa" w:w="3250"/>
+          </w:tcPr>
+          <w:p>
+            <w:pPr>
+              <w:spacing w:after="0"/>
+            </w:pPr>
+            <w:r>
+              <w:rPr>
+                <w:rFonts w:ascii="Times New Roman" w:hAnsi="Times New Roman"/>
+                <w:b w:val="0"/>
+                <w:sz w:val="15"/>
+              </w:rPr>
+              <w:t>PILOT</w:t>
+            </w:r>
+          </w:p>
+        </w:tc>
+        <w:tc>
+          <w:tcPr>
+            <w:tcW w:type="dxa" w:w="3250"/>
+          </w:tcPr>
+          <w:p>
+            <w:pPr>
+              <w:spacing w:after="0"/>
+            </w:pPr>
+            <w:r>
+              <w:rPr>
+                <w:rFonts w:ascii="Times New Roman" w:hAnsi="Times New Roman"/>
+                <w:b w:val="0"/>
+                <w:sz w:val="15"/>
+              </w:rPr>
+              <w:t>n=9; no statistically useful estimate</w:t>
+            </w:r>
+          </w:p>
+        </w:tc>
+      </w:tr>
+      <w:tr>
+        <w:tc>
+          <w:tcPr>
+            <w:tcW w:type="dxa" w:w="3250"/>
+          </w:tcPr>
+          <w:p>
+            <w:pPr>
+              <w:spacing w:after="0"/>
+            </w:pPr>
+            <w:r>
+              <w:rPr>
+                <w:rFonts w:ascii="Times New Roman" w:hAnsi="Times New Roman"/>
+                <w:b w:val="0"/>
+                <w:sz w:val="15"/>
+              </w:rPr>
+              <w:t>Faithful RawNet2</w:t>
+            </w:r>
+          </w:p>
+        </w:tc>
+        <w:tc>
+          <w:tcPr>
+            <w:tcW w:type="dxa" w:w="3250"/>
+          </w:tcPr>
+          <w:p>
+            <w:pPr>
+              <w:spacing w:after="0"/>
+            </w:pPr>
+            <w:r>
+              <w:rPr>
+                <w:rFonts w:ascii="Times New Roman" w:hAnsi="Times New Roman"/>
+                <w:b w:val="0"/>
+                <w:sz w:val="15"/>
+              </w:rPr>
+              <w:t>PENDING</w:t>
+            </w:r>
+          </w:p>
+        </w:tc>
+        <w:tc>
+          <w:tcPr>
+            <w:tcW w:type="dxa" w:w="3250"/>
+          </w:tcPr>
+          <w:p>
+            <w:pPr>
+              <w:spacing w:after="0"/>
+            </w:pPr>
+            <w:r>
+              <w:rPr>
+                <w:rFonts w:ascii="Times New Roman" w:hAnsi="Times New Roman"/>
+                <w:b w:val="0"/>
+                <w:sz w:val="15"/>
+              </w:rPr>
+              <w:t>Implementation remaining</w:t>
+            </w:r>
+          </w:p>
+        </w:tc>
+      </w:tr>
+      <w:tr>
+        <w:tc>
+          <w:tcPr>
+            <w:tcW w:type="dxa" w:w="3250"/>
+          </w:tcPr>
+          <w:p>
+            <w:pPr>
+              <w:spacing w:after="0"/>
+            </w:pPr>
+            <w:r>
+              <w:rPr>
+                <w:rFonts w:ascii="Times New Roman" w:hAnsi="Times New Roman"/>
+                <w:b w:val="0"/>
+                <w:sz w:val="15"/>
+              </w:rPr>
+              <w:t>Generator-disjoint</w:t>
+            </w:r>
+          </w:p>
+        </w:tc>
+        <w:tc>
+          <w:tcPr>
+            <w:tcW w:type="dxa" w:w="3250"/>
+          </w:tcPr>
+          <w:p>
+            <w:pPr>
+              <w:spacing w:after="0"/>
+            </w:pPr>
+            <w:r>
+              <w:rPr>
+                <w:rFonts w:ascii="Times New Roman" w:hAnsi="Times New Roman"/>
+                <w:b w:val="0"/>
+                <w:sz w:val="15"/>
+              </w:rPr>
+              <w:t>PENDING</w:t>
+            </w:r>
+          </w:p>
+        </w:tc>
+        <w:tc>
+          <w:tcPr>
+            <w:tcW w:type="dxa" w:w="3250"/>
+          </w:tcPr>
+          <w:p>
+            <w:pPr>
+              <w:spacing w:after="0"/>
+            </w:pPr>
+            <w:r>
+              <w:rPr>
+                <w:rFonts w:ascii="Times New Roman" w:hAnsi="Times New Roman"/>
+                <w:b w:val="0"/>
+                <w:sz w:val="15"/>
+              </w:rPr>
+              <w:t>n=0</w:t>
+            </w:r>
+          </w:p>
+        </w:tc>
+      </w:tr>
+      <w:tr>
+        <w:tc>
+          <w:tcPr>
+            <w:tcW w:type="dxa" w:w="3250"/>
+          </w:tcPr>
+          <w:p>
+            <w:pPr>
+              <w:spacing w:after="0"/>
+            </w:pPr>
+            <w:r>
+              <w:rPr>
+                <w:rFonts w:ascii="Times New Roman" w:hAnsi="Times New Roman"/>
+                <w:b w:val="0"/>
+                <w:sz w:val="15"/>
+              </w:rPr>
+              <w:t>RQ5 human study</w:t>
+            </w:r>
+          </w:p>
+        </w:tc>
+        <w:tc>
+          <w:tcPr>
+            <w:tcW w:type="dxa" w:w="3250"/>
+          </w:tcPr>
+          <w:p>
+            <w:pPr>
+              <w:spacing w:after="0"/>
+            </w:pPr>
+            <w:r>
+              <w:rPr>
+                <w:rFonts w:ascii="Times New Roman" w:hAnsi="Times New Roman"/>
+                <w:b w:val="0"/>
+                <w:sz w:val="15"/>
+              </w:rPr>
+              <w:t>BLOCKED ON HUMAN DATA</w:t>
+            </w:r>
+          </w:p>
+        </w:tc>
+        <w:tc>
+          <w:tcPr>
+            <w:tcW w:type="dxa" w:w="3250"/>
+          </w:tcPr>
+          <w:p>
+            <w:pPr>
+              <w:spacing w:after="0"/>
+            </w:pPr>
+            <w:r>
+              <w:rPr>
+                <w:rFonts w:ascii="Times New Roman" w:hAnsi="Times New Roman"/>
+                <w:b w:val="0"/>
+                <w:sz w:val="15"/>
+              </w:rPr>
+              <w:t>Protocol ready; N=0</w:t>
             </w:r>
           </w:p>
         </w:tc>
@@ -774,67 +942,10 @@
     </w:tbl>
     <w:p>
       <w:pPr>
-        <w:jc w:val="center"/>
-      </w:pPr>
-      <w:r>
-        <w:drawing>
-          <wp:inline xmlns:a="http://schemas.openxmlformats.org/drawingml/2006/main" xmlns:pic="http://schemas.openxmlformats.org/drawingml/2006/picture">
-            <wp:extent cx="5760720" cy="3226003"/>
-            <wp:docPr id="1" name="Picture 1"/>
-            <wp:cNvGraphicFramePr>
-              <a:graphicFrameLocks noChangeAspect="1"/>
-            </wp:cNvGraphicFramePr>
-            <a:graphic>
-              <a:graphicData uri="http://schemas.openxmlformats.org/drawingml/2006/picture">
-                <pic:pic>
-                  <pic:nvPicPr>
-                    <pic:cNvPr id="0" name="system_architecture.png"/>
-                    <pic:cNvPicPr/>
-                  </pic:nvPicPr>
-                  <pic:blipFill>
-                    <a:blip r:embed="rId9"/>
-                    <a:stretch>
-                      <a:fillRect/>
-                    </a:stretch>
-                  </pic:blipFill>
-                  <pic:spPr>
-                    <a:xfrm>
-                      <a:off x="0" y="0"/>
-                      <a:ext cx="5760720" cy="3226003"/>
-                    </a:xfrm>
-                    <a:prstGeom prst="rect"/>
-                  </pic:spPr>
-                </pic:pic>
-              </a:graphicData>
-            </a:graphic>
-          </wp:inline>
-        </w:drawing>
-      </w:r>
-    </w:p>
-    <w:p>
-      <w:pPr>
-        <w:jc w:val="center"/>
-      </w:pPr>
-      <w:r>
-        <w:t>Fig. 1. Implemented VaaniQ three-tier architecture.</w:t>
-      </w:r>
-    </w:p>
-    <w:p>
-      <w:pPr>
         <w:pStyle w:val="Heading1"/>
       </w:pPr>
       <w:r>
-        <w:t>3. Dataset and Reproducibility Evidence</w:t>
-      </w:r>
-    </w:p>
-    <w:p>
-      <w:pPr>
-        <w:spacing w:after="40" w:line="240" w:lineRule="auto"/>
-        <w:ind w:firstLine="230"/>
-        <w:jc w:val="both"/>
-      </w:pPr>
-      <w:r>
-        <w:t>The complete six target-language source cells exceed 303 GB. The declared evaluation population is therefore a reproducible bounded subset rather than an unspecified sample. Every manifest row includes source, language, label, speaker, split, duration, checksum, and model provenance. Shared source and target speaker identifiers are assigned to one split before augmentation.</w:t>
+        <w:t>2. Canonical Held-Out Results</w:t>
       </w:r>
     </w:p>
     <w:p>
@@ -846,7 +957,7 @@
           <w:b/>
           <w:sz w:val="16"/>
         </w:rPr>
-        <w:t>TABLE 3. BALANCED SOURCE CELLS AND LANGUAGE RESULTS</w:t>
+        <w:t>TABLE 2. PRIMARY V1 TEST COMPARISON</w:t>
       </w:r>
     </w:p>
     <w:tbl>
@@ -877,783 +988,7 @@
                 <w:b/>
                 <w:sz w:val="15"/>
               </w:rPr>
-              <w:t>Language</w:t>
-            </w:r>
-          </w:p>
-        </w:tc>
-        <w:tc>
-          <w:tcPr>
-            <w:tcW w:type="dxa" w:w="1950"/>
-          </w:tcPr>
-          <w:p>
-            <w:pPr>
-              <w:spacing w:after="0"/>
-            </w:pPr>
-            <w:r>
-              <w:rPr>
-                <w:rFonts w:ascii="Times New Roman" w:hAnsi="Times New Roman"/>
-                <w:b/>
-                <w:sz w:val="15"/>
-              </w:rPr>
-              <w:t>Source clips</w:t>
-            </w:r>
-          </w:p>
-        </w:tc>
-        <w:tc>
-          <w:tcPr>
-            <w:tcW w:type="dxa" w:w="1950"/>
-          </w:tcPr>
-          <w:p>
-            <w:pPr>
-              <w:spacing w:after="0"/>
-            </w:pPr>
-            <w:r>
-              <w:rPr>
-                <w:rFonts w:ascii="Times New Roman" w:hAnsi="Times New Roman"/>
-                <w:b/>
-                <w:sz w:val="15"/>
-              </w:rPr>
-              <w:t>Held-out instances</w:t>
-            </w:r>
-          </w:p>
-        </w:tc>
-        <w:tc>
-          <w:tcPr>
-            <w:tcW w:type="dxa" w:w="1950"/>
-          </w:tcPr>
-          <w:p>
-            <w:pPr>
-              <w:spacing w:after="0"/>
-            </w:pPr>
-            <w:r>
-              <w:rPr>
-                <w:rFonts w:ascii="Times New Roman" w:hAnsi="Times New Roman"/>
-                <w:b/>
-                <w:sz w:val="15"/>
-              </w:rPr>
-              <w:t>Accuracy</w:t>
-            </w:r>
-          </w:p>
-        </w:tc>
-        <w:tc>
-          <w:tcPr>
-            <w:tcW w:type="dxa" w:w="1950"/>
-          </w:tcPr>
-          <w:p>
-            <w:pPr>
-              <w:spacing w:after="0"/>
-            </w:pPr>
-            <w:r>
-              <w:rPr>
-                <w:rFonts w:ascii="Times New Roman" w:hAnsi="Times New Roman"/>
-                <w:b/>
-                <w:sz w:val="15"/>
-              </w:rPr>
-              <w:t>EER</w:t>
-            </w:r>
-          </w:p>
-        </w:tc>
-      </w:tr>
-      <w:tr>
-        <w:tc>
-          <w:tcPr>
-            <w:tcW w:type="dxa" w:w="1950"/>
-          </w:tcPr>
-          <w:p>
-            <w:pPr>
-              <w:spacing w:after="0"/>
-            </w:pPr>
-            <w:r>
-              <w:rPr>
-                <w:rFonts w:ascii="Times New Roman" w:hAnsi="Times New Roman"/>
-                <w:b w:val="0"/>
-                <w:sz w:val="15"/>
-              </w:rPr>
-              <w:t>Hindi</w:t>
-            </w:r>
-          </w:p>
-        </w:tc>
-        <w:tc>
-          <w:tcPr>
-            <w:tcW w:type="dxa" w:w="1950"/>
-          </w:tcPr>
-          <w:p>
-            <w:pPr>
-              <w:spacing w:after="0"/>
-            </w:pPr>
-            <w:r>
-              <w:rPr>
-                <w:rFonts w:ascii="Times New Roman" w:hAnsi="Times New Roman"/>
-                <w:b w:val="0"/>
-                <w:sz w:val="15"/>
-              </w:rPr>
-              <w:t>600</w:t>
-            </w:r>
-          </w:p>
-        </w:tc>
-        <w:tc>
-          <w:tcPr>
-            <w:tcW w:type="dxa" w:w="1950"/>
-          </w:tcPr>
-          <w:p>
-            <w:pPr>
-              <w:spacing w:after="0"/>
-            </w:pPr>
-            <w:r>
-              <w:rPr>
-                <w:rFonts w:ascii="Times New Roman" w:hAnsi="Times New Roman"/>
-                <w:b w:val="0"/>
-                <w:sz w:val="15"/>
-              </w:rPr>
-              <w:t>222</w:t>
-            </w:r>
-          </w:p>
-        </w:tc>
-        <w:tc>
-          <w:tcPr>
-            <w:tcW w:type="dxa" w:w="1950"/>
-          </w:tcPr>
-          <w:p>
-            <w:pPr>
-              <w:spacing w:after="0"/>
-            </w:pPr>
-            <w:r>
-              <w:rPr>
-                <w:rFonts w:ascii="Times New Roman" w:hAnsi="Times New Roman"/>
-                <w:b w:val="0"/>
-                <w:sz w:val="15"/>
-              </w:rPr>
-              <w:t>91.0%</w:t>
-            </w:r>
-          </w:p>
-        </w:tc>
-        <w:tc>
-          <w:tcPr>
-            <w:tcW w:type="dxa" w:w="1950"/>
-          </w:tcPr>
-          <w:p>
-            <w:pPr>
-              <w:spacing w:after="0"/>
-            </w:pPr>
-            <w:r>
-              <w:rPr>
-                <w:rFonts w:ascii="Times New Roman" w:hAnsi="Times New Roman"/>
-                <w:b w:val="0"/>
-                <w:sz w:val="15"/>
-              </w:rPr>
-              <w:t>7.0%</w:t>
-            </w:r>
-          </w:p>
-        </w:tc>
-      </w:tr>
-      <w:tr>
-        <w:tc>
-          <w:tcPr>
-            <w:tcW w:type="dxa" w:w="1950"/>
-          </w:tcPr>
-          <w:p>
-            <w:pPr>
-              <w:spacing w:after="0"/>
-            </w:pPr>
-            <w:r>
-              <w:rPr>
-                <w:rFonts w:ascii="Times New Roman" w:hAnsi="Times New Roman"/>
-                <w:b w:val="0"/>
-                <w:sz w:val="15"/>
-              </w:rPr>
-              <w:t>Marathi</w:t>
-            </w:r>
-          </w:p>
-        </w:tc>
-        <w:tc>
-          <w:tcPr>
-            <w:tcW w:type="dxa" w:w="1950"/>
-          </w:tcPr>
-          <w:p>
-            <w:pPr>
-              <w:spacing w:after="0"/>
-            </w:pPr>
-            <w:r>
-              <w:rPr>
-                <w:rFonts w:ascii="Times New Roman" w:hAnsi="Times New Roman"/>
-                <w:b w:val="0"/>
-                <w:sz w:val="15"/>
-              </w:rPr>
-              <w:t>600</w:t>
-            </w:r>
-          </w:p>
-        </w:tc>
-        <w:tc>
-          <w:tcPr>
-            <w:tcW w:type="dxa" w:w="1950"/>
-          </w:tcPr>
-          <w:p>
-            <w:pPr>
-              <w:spacing w:after="0"/>
-            </w:pPr>
-            <w:r>
-              <w:rPr>
-                <w:rFonts w:ascii="Times New Roman" w:hAnsi="Times New Roman"/>
-                <w:b w:val="0"/>
-                <w:sz w:val="15"/>
-              </w:rPr>
-              <w:t>164</w:t>
-            </w:r>
-          </w:p>
-        </w:tc>
-        <w:tc>
-          <w:tcPr>
-            <w:tcW w:type="dxa" w:w="1950"/>
-          </w:tcPr>
-          <w:p>
-            <w:pPr>
-              <w:spacing w:after="0"/>
-            </w:pPr>
-            <w:r>
-              <w:rPr>
-                <w:rFonts w:ascii="Times New Roman" w:hAnsi="Times New Roman"/>
-                <w:b w:val="0"/>
-                <w:sz w:val="15"/>
-              </w:rPr>
-              <w:t>93.3%</w:t>
-            </w:r>
-          </w:p>
-        </w:tc>
-        <w:tc>
-          <w:tcPr>
-            <w:tcW w:type="dxa" w:w="1950"/>
-          </w:tcPr>
-          <w:p>
-            <w:pPr>
-              <w:spacing w:after="0"/>
-            </w:pPr>
-            <w:r>
-              <w:rPr>
-                <w:rFonts w:ascii="Times New Roman" w:hAnsi="Times New Roman"/>
-                <w:b w:val="0"/>
-                <w:sz w:val="15"/>
-              </w:rPr>
-              <w:t>6.2%</w:t>
-            </w:r>
-          </w:p>
-        </w:tc>
-      </w:tr>
-      <w:tr>
-        <w:tc>
-          <w:tcPr>
-            <w:tcW w:type="dxa" w:w="1950"/>
-          </w:tcPr>
-          <w:p>
-            <w:pPr>
-              <w:spacing w:after="0"/>
-            </w:pPr>
-            <w:r>
-              <w:rPr>
-                <w:rFonts w:ascii="Times New Roman" w:hAnsi="Times New Roman"/>
-                <w:b w:val="0"/>
-                <w:sz w:val="15"/>
-              </w:rPr>
-              <w:t>Tamil</w:t>
-            </w:r>
-          </w:p>
-        </w:tc>
-        <w:tc>
-          <w:tcPr>
-            <w:tcW w:type="dxa" w:w="1950"/>
-          </w:tcPr>
-          <w:p>
-            <w:pPr>
-              <w:spacing w:after="0"/>
-            </w:pPr>
-            <w:r>
-              <w:rPr>
-                <w:rFonts w:ascii="Times New Roman" w:hAnsi="Times New Roman"/>
-                <w:b w:val="0"/>
-                <w:sz w:val="15"/>
-              </w:rPr>
-              <w:t>600</w:t>
-            </w:r>
-          </w:p>
-        </w:tc>
-        <w:tc>
-          <w:tcPr>
-            <w:tcW w:type="dxa" w:w="1950"/>
-          </w:tcPr>
-          <w:p>
-            <w:pPr>
-              <w:spacing w:after="0"/>
-            </w:pPr>
-            <w:r>
-              <w:rPr>
-                <w:rFonts w:ascii="Times New Roman" w:hAnsi="Times New Roman"/>
-                <w:b w:val="0"/>
-                <w:sz w:val="15"/>
-              </w:rPr>
-              <w:t>198</w:t>
-            </w:r>
-          </w:p>
-        </w:tc>
-        <w:tc>
-          <w:tcPr>
-            <w:tcW w:type="dxa" w:w="1950"/>
-          </w:tcPr>
-          <w:p>
-            <w:pPr>
-              <w:spacing w:after="0"/>
-            </w:pPr>
-            <w:r>
-              <w:rPr>
-                <w:rFonts w:ascii="Times New Roman" w:hAnsi="Times New Roman"/>
-                <w:b w:val="0"/>
-                <w:sz w:val="15"/>
-              </w:rPr>
-              <w:t>90.9%</w:t>
-            </w:r>
-          </w:p>
-        </w:tc>
-        <w:tc>
-          <w:tcPr>
-            <w:tcW w:type="dxa" w:w="1950"/>
-          </w:tcPr>
-          <w:p>
-            <w:pPr>
-              <w:spacing w:after="0"/>
-            </w:pPr>
-            <w:r>
-              <w:rPr>
-                <w:rFonts w:ascii="Times New Roman" w:hAnsi="Times New Roman"/>
-                <w:b w:val="0"/>
-                <w:sz w:val="15"/>
-              </w:rPr>
-              <w:t>7.1%</w:t>
-            </w:r>
-          </w:p>
-        </w:tc>
-      </w:tr>
-    </w:tbl>
-    <w:p>
-      <w:pPr>
-        <w:pStyle w:val="Heading1"/>
-      </w:pPr>
-      <w:r>
-        <w:t>4. Measured Model Results</w:t>
-      </w:r>
-    </w:p>
-    <w:p>
-      <w:pPr>
-        <w:jc w:val="center"/>
-      </w:pPr>
-      <w:r>
-        <w:rPr>
-          <w:b/>
-          <w:sz w:val="16"/>
-        </w:rPr>
-        <w:t>TABLE 4. OVERALL HELD-OUT PUBLICATION-SUBSET METRICS</w:t>
-      </w:r>
-    </w:p>
-    <w:tbl>
-      <w:tblPr>
-        <w:tblStyle w:val="TableGrid"/>
-        <w:tblW w:type="auto" w:w="0"/>
-        <w:tblLook w:firstColumn="1" w:firstRow="1" w:lastColumn="0" w:lastRow="0" w:noHBand="0" w:noVBand="1" w:val="04A0"/>
-      </w:tblPr>
-      <w:tblGrid>
-        <w:gridCol w:w="4874"/>
-        <w:gridCol w:w="4874"/>
-      </w:tblGrid>
-      <w:tr>
-        <w:tc>
-          <w:tcPr>
-            <w:tcW w:type="dxa" w:w="4874"/>
-          </w:tcPr>
-          <w:p>
-            <w:pPr>
-              <w:spacing w:after="0"/>
-            </w:pPr>
-            <w:r>
-              <w:rPr>
-                <w:rFonts w:ascii="Times New Roman" w:hAnsi="Times New Roman"/>
-                <w:b/>
-                <w:sz w:val="15"/>
-              </w:rPr>
-              <w:t>Metric</w:t>
-            </w:r>
-          </w:p>
-        </w:tc>
-        <w:tc>
-          <w:tcPr>
-            <w:tcW w:type="dxa" w:w="4874"/>
-          </w:tcPr>
-          <w:p>
-            <w:pPr>
-              <w:spacing w:after="0"/>
-            </w:pPr>
-            <w:r>
-              <w:rPr>
-                <w:rFonts w:ascii="Times New Roman" w:hAnsi="Times New Roman"/>
-                <w:b/>
-                <w:sz w:val="15"/>
-              </w:rPr>
-              <w:t>Value</w:t>
-            </w:r>
-          </w:p>
-        </w:tc>
-      </w:tr>
-      <w:tr>
-        <w:tc>
-          <w:tcPr>
-            <w:tcW w:type="dxa" w:w="4874"/>
-          </w:tcPr>
-          <w:p>
-            <w:pPr>
-              <w:spacing w:after="0"/>
-            </w:pPr>
-            <w:r>
-              <w:rPr>
-                <w:rFonts w:ascii="Times New Roman" w:hAnsi="Times New Roman"/>
-                <w:b w:val="0"/>
-                <w:sz w:val="15"/>
-              </w:rPr>
-              <w:t>Accuracy</w:t>
-            </w:r>
-          </w:p>
-        </w:tc>
-        <w:tc>
-          <w:tcPr>
-            <w:tcW w:type="dxa" w:w="4874"/>
-          </w:tcPr>
-          <w:p>
-            <w:pPr>
-              <w:spacing w:after="0"/>
-            </w:pPr>
-            <w:r>
-              <w:rPr>
-                <w:rFonts w:ascii="Times New Roman" w:hAnsi="Times New Roman"/>
-                <w:b w:val="0"/>
-                <w:sz w:val="15"/>
-              </w:rPr>
-              <w:t>91.61%</w:t>
-            </w:r>
-          </w:p>
-        </w:tc>
-      </w:tr>
-      <w:tr>
-        <w:tc>
-          <w:tcPr>
-            <w:tcW w:type="dxa" w:w="4874"/>
-          </w:tcPr>
-          <w:p>
-            <w:pPr>
-              <w:spacing w:after="0"/>
-            </w:pPr>
-            <w:r>
-              <w:rPr>
-                <w:rFonts w:ascii="Times New Roman" w:hAnsi="Times New Roman"/>
-                <w:b w:val="0"/>
-                <w:sz w:val="15"/>
-              </w:rPr>
-              <w:t>Precision</w:t>
-            </w:r>
-          </w:p>
-        </w:tc>
-        <w:tc>
-          <w:tcPr>
-            <w:tcW w:type="dxa" w:w="4874"/>
-          </w:tcPr>
-          <w:p>
-            <w:pPr>
-              <w:spacing w:after="0"/>
-            </w:pPr>
-            <w:r>
-              <w:rPr>
-                <w:rFonts w:ascii="Times New Roman" w:hAnsi="Times New Roman"/>
-                <w:b w:val="0"/>
-                <w:sz w:val="15"/>
-              </w:rPr>
-              <w:t>85.48%</w:t>
-            </w:r>
-          </w:p>
-        </w:tc>
-      </w:tr>
-      <w:tr>
-        <w:tc>
-          <w:tcPr>
-            <w:tcW w:type="dxa" w:w="4874"/>
-          </w:tcPr>
-          <w:p>
-            <w:pPr>
-              <w:spacing w:after="0"/>
-            </w:pPr>
-            <w:r>
-              <w:rPr>
-                <w:rFonts w:ascii="Times New Roman" w:hAnsi="Times New Roman"/>
-                <w:b w:val="0"/>
-                <w:sz w:val="15"/>
-              </w:rPr>
-              <w:t>Recall</w:t>
-            </w:r>
-          </w:p>
-        </w:tc>
-        <w:tc>
-          <w:tcPr>
-            <w:tcW w:type="dxa" w:w="4874"/>
-          </w:tcPr>
-          <w:p>
-            <w:pPr>
-              <w:spacing w:after="0"/>
-            </w:pPr>
-            <w:r>
-              <w:rPr>
-                <w:rFonts w:ascii="Times New Roman" w:hAnsi="Times New Roman"/>
-                <w:b w:val="0"/>
-                <w:sz w:val="15"/>
-              </w:rPr>
-              <w:t>98.11%</w:t>
-            </w:r>
-          </w:p>
-        </w:tc>
-      </w:tr>
-      <w:tr>
-        <w:tc>
-          <w:tcPr>
-            <w:tcW w:type="dxa" w:w="4874"/>
-          </w:tcPr>
-          <w:p>
-            <w:pPr>
-              <w:spacing w:after="0"/>
-            </w:pPr>
-            <w:r>
-              <w:rPr>
-                <w:rFonts w:ascii="Times New Roman" w:hAnsi="Times New Roman"/>
-                <w:b w:val="0"/>
-                <w:sz w:val="15"/>
-              </w:rPr>
-              <w:t>F1</w:t>
-            </w:r>
-          </w:p>
-        </w:tc>
-        <w:tc>
-          <w:tcPr>
-            <w:tcW w:type="dxa" w:w="4874"/>
-          </w:tcPr>
-          <w:p>
-            <w:pPr>
-              <w:spacing w:after="0"/>
-            </w:pPr>
-            <w:r>
-              <w:rPr>
-                <w:rFonts w:ascii="Times New Roman" w:hAnsi="Times New Roman"/>
-                <w:b w:val="0"/>
-                <w:sz w:val="15"/>
-              </w:rPr>
-              <w:t>91.36%</w:t>
-            </w:r>
-          </w:p>
-        </w:tc>
-      </w:tr>
-      <w:tr>
-        <w:tc>
-          <w:tcPr>
-            <w:tcW w:type="dxa" w:w="4874"/>
-          </w:tcPr>
-          <w:p>
-            <w:pPr>
-              <w:spacing w:after="0"/>
-            </w:pPr>
-            <w:r>
-              <w:rPr>
-                <w:rFonts w:ascii="Times New Roman" w:hAnsi="Times New Roman"/>
-                <w:b w:val="0"/>
-                <w:sz w:val="15"/>
-              </w:rPr>
-              <w:t>EER</w:t>
-            </w:r>
-          </w:p>
-        </w:tc>
-        <w:tc>
-          <w:tcPr>
-            <w:tcW w:type="dxa" w:w="4874"/>
-          </w:tcPr>
-          <w:p>
-            <w:pPr>
-              <w:spacing w:after="0"/>
-            </w:pPr>
-            <w:r>
-              <w:rPr>
-                <w:rFonts w:ascii="Times New Roman" w:hAnsi="Times New Roman"/>
-                <w:b w:val="0"/>
-                <w:sz w:val="15"/>
-              </w:rPr>
-              <w:t>6.56%</w:t>
-            </w:r>
-          </w:p>
-        </w:tc>
-      </w:tr>
-      <w:tr>
-        <w:tc>
-          <w:tcPr>
-            <w:tcW w:type="dxa" w:w="4874"/>
-          </w:tcPr>
-          <w:p>
-            <w:pPr>
-              <w:spacing w:after="0"/>
-            </w:pPr>
-            <w:r>
-              <w:rPr>
-                <w:rFonts w:ascii="Times New Roman" w:hAnsi="Times New Roman"/>
-                <w:b w:val="0"/>
-                <w:sz w:val="15"/>
-              </w:rPr>
-              <w:t>ROC-AUC</w:t>
-            </w:r>
-          </w:p>
-        </w:tc>
-        <w:tc>
-          <w:tcPr>
-            <w:tcW w:type="dxa" w:w="4874"/>
-          </w:tcPr>
-          <w:p>
-            <w:pPr>
-              <w:spacing w:after="0"/>
-            </w:pPr>
-            <w:r>
-              <w:rPr>
-                <w:rFonts w:ascii="Times New Roman" w:hAnsi="Times New Roman"/>
-                <w:b w:val="0"/>
-                <w:sz w:val="15"/>
-              </w:rPr>
-              <w:t>0.9729</w:t>
-            </w:r>
-          </w:p>
-        </w:tc>
-      </w:tr>
-      <w:tr>
-        <w:tc>
-          <w:tcPr>
-            <w:tcW w:type="dxa" w:w="4874"/>
-          </w:tcPr>
-          <w:p>
-            <w:pPr>
-              <w:spacing w:after="0"/>
-            </w:pPr>
-            <w:r>
-              <w:rPr>
-                <w:rFonts w:ascii="Times New Roman" w:hAnsi="Times New Roman"/>
-                <w:b w:val="0"/>
-                <w:sz w:val="15"/>
-              </w:rPr>
-              <w:t>min-DCF</w:t>
-            </w:r>
-          </w:p>
-        </w:tc>
-        <w:tc>
-          <w:tcPr>
-            <w:tcW w:type="dxa" w:w="4874"/>
-          </w:tcPr>
-          <w:p>
-            <w:pPr>
-              <w:spacing w:after="0"/>
-            </w:pPr>
-            <w:r>
-              <w:rPr>
-                <w:rFonts w:ascii="Times New Roman" w:hAnsi="Times New Roman"/>
-                <w:b w:val="0"/>
-                <w:sz w:val="15"/>
-              </w:rPr>
-              <w:t>0.7841</w:t>
-            </w:r>
-          </w:p>
-        </w:tc>
-      </w:tr>
-    </w:tbl>
-    <w:p>
-      <w:pPr>
-        <w:jc w:val="center"/>
-      </w:pPr>
-      <w:r>
-        <w:drawing>
-          <wp:inline xmlns:a="http://schemas.openxmlformats.org/drawingml/2006/main" xmlns:pic="http://schemas.openxmlformats.org/drawingml/2006/picture">
-            <wp:extent cx="5760720" cy="3328416"/>
-            <wp:docPr id="2" name="Picture 2"/>
-            <wp:cNvGraphicFramePr>
-              <a:graphicFrameLocks noChangeAspect="1"/>
-            </wp:cNvGraphicFramePr>
-            <a:graphic>
-              <a:graphicData uri="http://schemas.openxmlformats.org/drawingml/2006/picture">
-                <pic:pic>
-                  <pic:nvPicPr>
-                    <pic:cNvPr id="0" name="performance_overview.png"/>
-                    <pic:cNvPicPr/>
-                  </pic:nvPicPr>
-                  <pic:blipFill>
-                    <a:blip r:embed="rId10"/>
-                    <a:stretch>
-                      <a:fillRect/>
-                    </a:stretch>
-                  </pic:blipFill>
-                  <pic:spPr>
-                    <a:xfrm>
-                      <a:off x="0" y="0"/>
-                      <a:ext cx="5760720" cy="3328416"/>
-                    </a:xfrm>
-                    <a:prstGeom prst="rect"/>
-                  </pic:spPr>
-                </pic:pic>
-              </a:graphicData>
-            </a:graphic>
-          </wp:inline>
-        </w:drawing>
-      </w:r>
-    </w:p>
-    <w:p>
-      <w:pPr>
-        <w:jc w:val="center"/>
-      </w:pPr>
-      <w:r>
-        <w:t>Fig. 2. Overall held-out performance.</w:t>
-      </w:r>
-    </w:p>
-    <w:p>
-      <w:pPr>
-        <w:jc w:val="center"/>
-      </w:pPr>
-      <w:r>
-        <w:rPr>
-          <w:b/>
-          <w:sz w:val="16"/>
-        </w:rPr>
-        <w:t>TABLE 5. RQ1 COMPRESSION ROBUSTNESS</w:t>
-      </w:r>
-    </w:p>
-    <w:tbl>
-      <w:tblPr>
-        <w:tblStyle w:val="TableGrid"/>
-        <w:tblW w:type="auto" w:w="0"/>
-        <w:tblLook w:firstColumn="1" w:firstRow="1" w:lastColumn="0" w:lastRow="0" w:noHBand="0" w:noVBand="1" w:val="04A0"/>
-      </w:tblPr>
-      <w:tblGrid>
-        <w:gridCol w:w="1950"/>
-        <w:gridCol w:w="1950"/>
-        <w:gridCol w:w="1950"/>
-        <w:gridCol w:w="1950"/>
-        <w:gridCol w:w="1950"/>
-      </w:tblGrid>
-      <w:tr>
-        <w:tc>
-          <w:tcPr>
-            <w:tcW w:type="dxa" w:w="1950"/>
-          </w:tcPr>
-          <w:p>
-            <w:pPr>
-              <w:spacing w:after="0"/>
-            </w:pPr>
-            <w:r>
-              <w:rPr>
-                <w:rFonts w:ascii="Times New Roman" w:hAnsi="Times New Roman"/>
-                <w:b/>
-                <w:sz w:val="15"/>
-              </w:rPr>
-              <w:t>Condition</w:t>
+              <w:t>Model</w:t>
             </w:r>
           </w:p>
         </w:tc>
@@ -1725,7 +1060,7 @@
                 <w:b/>
                 <w:sz w:val="15"/>
               </w:rPr>
-              <w:t>F1</w:t>
+              <w:t>ROC-AUC</w:t>
             </w:r>
           </w:p>
         </w:tc>
@@ -1745,7 +1080,7 @@
                 <w:b w:val="0"/>
                 <w:sz w:val="15"/>
               </w:rPr>
-              <w:t>Clean</w:t>
+              <w:t>Acoustic Baseline V1</w:t>
             </w:r>
           </w:p>
         </w:tc>
@@ -1763,7 +1098,7 @@
                 <w:b w:val="0"/>
                 <w:sz w:val="15"/>
               </w:rPr>
-              <w:t>292</w:t>
+              <w:t>584</w:t>
             </w:r>
           </w:p>
         </w:tc>
@@ -1781,7 +1116,7 @@
                 <w:b w:val="0"/>
                 <w:sz w:val="15"/>
               </w:rPr>
-              <w:t>93.8%</w:t>
+              <w:t>91.61%</w:t>
             </w:r>
           </w:p>
         </w:tc>
@@ -1799,7 +1134,7 @@
                 <w:b w:val="0"/>
                 <w:sz w:val="15"/>
               </w:rPr>
-              <w:t>5.6%</w:t>
+              <w:t>6.56%</w:t>
             </w:r>
           </w:p>
         </w:tc>
@@ -1817,7 +1152,7 @@
                 <w:b w:val="0"/>
                 <w:sz w:val="15"/>
               </w:rPr>
-              <w:t>93.5%</w:t>
+              <w:t>0.9729</w:t>
             </w:r>
           </w:p>
         </w:tc>
@@ -1837,7 +1172,7 @@
                 <w:b w:val="0"/>
                 <w:sz w:val="15"/>
               </w:rPr>
-              <w:t>Opus 16 kbps</w:t>
+              <w:t>Frozen XLS-R main</w:t>
             </w:r>
           </w:p>
         </w:tc>
@@ -1855,7 +1190,7 @@
                 <w:b w:val="0"/>
                 <w:sz w:val="15"/>
               </w:rPr>
-              <w:t>292</w:t>
+              <w:t>584</w:t>
             </w:r>
           </w:p>
         </w:tc>
@@ -1873,7 +1208,7 @@
                 <w:b w:val="0"/>
                 <w:sz w:val="15"/>
               </w:rPr>
-              <w:t>89.4%</w:t>
+              <w:t>92.12%</w:t>
             </w:r>
           </w:p>
         </w:tc>
@@ -1891,7 +1226,7 @@
                 <w:b w:val="0"/>
                 <w:sz w:val="15"/>
               </w:rPr>
-              <w:t>7.6%</w:t>
+              <w:t>6.88%</w:t>
             </w:r>
           </w:p>
         </w:tc>
@@ -1909,7 +1244,7 @@
                 <w:b w:val="0"/>
                 <w:sz w:val="15"/>
               </w:rPr>
-              <w:t>89.3%</w:t>
+              <w:t>0.9828</w:t>
             </w:r>
           </w:p>
         </w:tc>
@@ -1917,10 +1252,68 @@
     </w:tbl>
     <w:p>
       <w:pPr>
+        <w:spacing w:after="40" w:line="240" w:lineRule="auto"/>
+        <w:ind w:firstLine="230"/>
+        <w:jc w:val="both"/>
+      </w:pPr>
+      <w:r>
+        <w:t>Frozen XLS-R improved ranking performance while classification performance remained broadly comparable. Acoustic Baseline V1 is not canonical AASIST and not XLS-R.</w:t>
+      </w:r>
+    </w:p>
+    <w:p>
+      <w:pPr>
         <w:pStyle w:val="Heading1"/>
       </w:pPr>
       <w:r>
-        <w:t>5. Calibration and Cross-Lingual Findings</w:t>
+        <w:t>3. Remaining Work</w:t>
+      </w:r>
+    </w:p>
+    <w:p>
+      <w:pPr>
+        <w:pStyle w:val="ListBullet"/>
+      </w:pPr>
+      <w:r>
+        <w:t>Balance Benchmark V2 source×label cells (currently PARTIAL).</w:t>
+      </w:r>
+    </w:p>
+    <w:p>
+      <w:pPr>
+        <w:pStyle w:val="ListBullet"/>
+      </w:pPr>
+      <w:r>
+        <w:t>Expand FLEURS beyond the n=9 PILOT before claiming unseen-source generalization.</w:t>
+      </w:r>
+    </w:p>
+    <w:p>
+      <w:pPr>
+        <w:pStyle w:val="ListBullet"/>
+      </w:pPr>
+      <w:r>
+        <w:t>Run generator-disjoint evaluation when a genuine held-out generator cell exists (n=0 PENDING).</w:t>
+      </w:r>
+    </w:p>
+    <w:p>
+      <w:pPr>
+        <w:pStyle w:val="ListBullet"/>
+      </w:pPr>
+      <w:r>
+        <w:t>Implement faithful RawNet2 (PENDING; not an external blocker).</w:t>
+      </w:r>
+    </w:p>
+    <w:p>
+      <w:pPr>
+        <w:pStyle w:val="ListBullet"/>
+      </w:pPr>
+      <w:r>
+        <w:t>Collect real RQ5 participants; human-study protocol ready; N=0.</w:t>
+      </w:r>
+    </w:p>
+    <w:p>
+      <w:pPr>
+        <w:pStyle w:val="Heading1"/>
+      </w:pPr>
+      <w:r>
+        <w:t>4. Demonstration Readiness</w:t>
       </w:r>
     </w:p>
     <w:p>
@@ -1930,1065 +1323,7 @@
         <w:jc w:val="both"/>
       </w:pPr>
       <w:r>
-        <w:t>Temperature scaling was fitted only on validation logits. On the held-out distribution it slightly worsened both ECE and Brier score. This negative result is retained because accurate capstone reporting is more important than presenting calibration as universally beneficial.</w:t>
-      </w:r>
-    </w:p>
-    <w:p>
-      <w:pPr>
-        <w:jc w:val="center"/>
-      </w:pPr>
-      <w:r>
-        <w:rPr>
-          <w:b/>
-          <w:sz w:val="16"/>
-        </w:rPr>
-        <w:t>TABLE 6. RQ4 HELD-OUT CALIBRATION COMPARISON</w:t>
-      </w:r>
-    </w:p>
-    <w:tbl>
-      <w:tblPr>
-        <w:tblStyle w:val="TableGrid"/>
-        <w:tblW w:type="auto" w:w="0"/>
-        <w:tblLook w:firstColumn="1" w:firstRow="1" w:lastColumn="0" w:lastRow="0" w:noHBand="0" w:noVBand="1" w:val="04A0"/>
-      </w:tblPr>
-      <w:tblGrid>
-        <w:gridCol w:w="3250"/>
-        <w:gridCol w:w="3250"/>
-        <w:gridCol w:w="3250"/>
-      </w:tblGrid>
-      <w:tr>
-        <w:tc>
-          <w:tcPr>
-            <w:tcW w:type="dxa" w:w="3250"/>
-          </w:tcPr>
-          <w:p>
-            <w:pPr>
-              <w:spacing w:after="0"/>
-            </w:pPr>
-            <w:r>
-              <w:rPr>
-                <w:rFonts w:ascii="Times New Roman" w:hAnsi="Times New Roman"/>
-                <w:b/>
-                <w:sz w:val="15"/>
-              </w:rPr>
-              <w:t>Calibration error</w:t>
-            </w:r>
-          </w:p>
-        </w:tc>
-        <w:tc>
-          <w:tcPr>
-            <w:tcW w:type="dxa" w:w="3250"/>
-          </w:tcPr>
-          <w:p>
-            <w:pPr>
-              <w:spacing w:after="0"/>
-            </w:pPr>
-            <w:r>
-              <w:rPr>
-                <w:rFonts w:ascii="Times New Roman" w:hAnsi="Times New Roman"/>
-                <w:b/>
-                <w:sz w:val="15"/>
-              </w:rPr>
-              <w:t>Before</w:t>
-            </w:r>
-          </w:p>
-        </w:tc>
-        <w:tc>
-          <w:tcPr>
-            <w:tcW w:type="dxa" w:w="3250"/>
-          </w:tcPr>
-          <w:p>
-            <w:pPr>
-              <w:spacing w:after="0"/>
-            </w:pPr>
-            <w:r>
-              <w:rPr>
-                <w:rFonts w:ascii="Times New Roman" w:hAnsi="Times New Roman"/>
-                <w:b/>
-                <w:sz w:val="15"/>
-              </w:rPr>
-              <w:t>After</w:t>
-            </w:r>
-          </w:p>
-        </w:tc>
-      </w:tr>
-      <w:tr>
-        <w:tc>
-          <w:tcPr>
-            <w:tcW w:type="dxa" w:w="3250"/>
-          </w:tcPr>
-          <w:p>
-            <w:pPr>
-              <w:spacing w:after="0"/>
-            </w:pPr>
-            <w:r>
-              <w:rPr>
-                <w:rFonts w:ascii="Times New Roman" w:hAnsi="Times New Roman"/>
-                <w:b w:val="0"/>
-                <w:sz w:val="15"/>
-              </w:rPr>
-              <w:t>ECE</w:t>
-            </w:r>
-          </w:p>
-        </w:tc>
-        <w:tc>
-          <w:tcPr>
-            <w:tcW w:type="dxa" w:w="3250"/>
-          </w:tcPr>
-          <w:p>
-            <w:pPr>
-              <w:spacing w:after="0"/>
-            </w:pPr>
-            <w:r>
-              <w:rPr>
-                <w:rFonts w:ascii="Times New Roman" w:hAnsi="Times New Roman"/>
-                <w:b w:val="0"/>
-                <w:sz w:val="15"/>
-              </w:rPr>
-              <w:t>0.0245</w:t>
-            </w:r>
-          </w:p>
-        </w:tc>
-        <w:tc>
-          <w:tcPr>
-            <w:tcW w:type="dxa" w:w="3250"/>
-          </w:tcPr>
-          <w:p>
-            <w:pPr>
-              <w:spacing w:after="0"/>
-            </w:pPr>
-            <w:r>
-              <w:rPr>
-                <w:rFonts w:ascii="Times New Roman" w:hAnsi="Times New Roman"/>
-                <w:b w:val="0"/>
-                <w:sz w:val="15"/>
-              </w:rPr>
-              <w:t>0.0260</w:t>
-            </w:r>
-          </w:p>
-        </w:tc>
-      </w:tr>
-      <w:tr>
-        <w:tc>
-          <w:tcPr>
-            <w:tcW w:type="dxa" w:w="3250"/>
-          </w:tcPr>
-          <w:p>
-            <w:pPr>
-              <w:spacing w:after="0"/>
-            </w:pPr>
-            <w:r>
-              <w:rPr>
-                <w:rFonts w:ascii="Times New Roman" w:hAnsi="Times New Roman"/>
-                <w:b w:val="0"/>
-                <w:sz w:val="15"/>
-              </w:rPr>
-              <w:t>Brier</w:t>
-            </w:r>
-          </w:p>
-        </w:tc>
-        <w:tc>
-          <w:tcPr>
-            <w:tcW w:type="dxa" w:w="3250"/>
-          </w:tcPr>
-          <w:p>
-            <w:pPr>
-              <w:spacing w:after="0"/>
-            </w:pPr>
-            <w:r>
-              <w:rPr>
-                <w:rFonts w:ascii="Times New Roman" w:hAnsi="Times New Roman"/>
-                <w:b w:val="0"/>
-                <w:sz w:val="15"/>
-              </w:rPr>
-              <w:t>0.0659</w:t>
-            </w:r>
-          </w:p>
-        </w:tc>
-        <w:tc>
-          <w:tcPr>
-            <w:tcW w:type="dxa" w:w="3250"/>
-          </w:tcPr>
-          <w:p>
-            <w:pPr>
-              <w:spacing w:after="0"/>
-            </w:pPr>
-            <w:r>
-              <w:rPr>
-                <w:rFonts w:ascii="Times New Roman" w:hAnsi="Times New Roman"/>
-                <w:b w:val="0"/>
-                <w:sz w:val="15"/>
-              </w:rPr>
-              <w:t>0.0690</w:t>
-            </w:r>
-          </w:p>
-        </w:tc>
-      </w:tr>
-    </w:tbl>
-    <w:p>
-      <w:pPr>
-        <w:jc w:val="center"/>
-      </w:pPr>
-      <w:r>
-        <w:rPr>
-          <w:b/>
-          <w:sz w:val="16"/>
-        </w:rPr>
-        <w:t>TABLE 7. RQ3 LEAVE-ONE-LANGUAGE-OUT TRANSFER</w:t>
-      </w:r>
-    </w:p>
-    <w:tbl>
-      <w:tblPr>
-        <w:tblStyle w:val="TableGrid"/>
-        <w:tblW w:type="auto" w:w="0"/>
-        <w:tblLook w:firstColumn="1" w:firstRow="1" w:lastColumn="0" w:lastRow="0" w:noHBand="0" w:noVBand="1" w:val="04A0"/>
-      </w:tblPr>
-      <w:tblGrid>
-        <w:gridCol w:w="1950"/>
-        <w:gridCol w:w="1950"/>
-        <w:gridCol w:w="1950"/>
-        <w:gridCol w:w="1950"/>
-        <w:gridCol w:w="1950"/>
-      </w:tblGrid>
-      <w:tr>
-        <w:tc>
-          <w:tcPr>
-            <w:tcW w:type="dxa" w:w="1950"/>
-          </w:tcPr>
-          <w:p>
-            <w:pPr>
-              <w:spacing w:after="0"/>
-            </w:pPr>
-            <w:r>
-              <w:rPr>
-                <w:rFonts w:ascii="Times New Roman" w:hAnsi="Times New Roman"/>
-                <w:b/>
-                <w:sz w:val="15"/>
-              </w:rPr>
-              <w:t>Unseen test language</w:t>
-            </w:r>
-          </w:p>
-        </w:tc>
-        <w:tc>
-          <w:tcPr>
-            <w:tcW w:type="dxa" w:w="1950"/>
-          </w:tcPr>
-          <w:p>
-            <w:pPr>
-              <w:spacing w:after="0"/>
-            </w:pPr>
-            <w:r>
-              <w:rPr>
-                <w:rFonts w:ascii="Times New Roman" w:hAnsi="Times New Roman"/>
-                <w:b/>
-                <w:sz w:val="15"/>
-              </w:rPr>
-              <w:t>n</w:t>
-            </w:r>
-          </w:p>
-        </w:tc>
-        <w:tc>
-          <w:tcPr>
-            <w:tcW w:type="dxa" w:w="1950"/>
-          </w:tcPr>
-          <w:p>
-            <w:pPr>
-              <w:spacing w:after="0"/>
-            </w:pPr>
-            <w:r>
-              <w:rPr>
-                <w:rFonts w:ascii="Times New Roman" w:hAnsi="Times New Roman"/>
-                <w:b/>
-                <w:sz w:val="15"/>
-              </w:rPr>
-              <w:t>Accuracy</w:t>
-            </w:r>
-          </w:p>
-        </w:tc>
-        <w:tc>
-          <w:tcPr>
-            <w:tcW w:type="dxa" w:w="1950"/>
-          </w:tcPr>
-          <w:p>
-            <w:pPr>
-              <w:spacing w:after="0"/>
-            </w:pPr>
-            <w:r>
-              <w:rPr>
-                <w:rFonts w:ascii="Times New Roman" w:hAnsi="Times New Roman"/>
-                <w:b/>
-                <w:sz w:val="15"/>
-              </w:rPr>
-              <w:t>EER</w:t>
-            </w:r>
-          </w:p>
-        </w:tc>
-        <w:tc>
-          <w:tcPr>
-            <w:tcW w:type="dxa" w:w="1950"/>
-          </w:tcPr>
-          <w:p>
-            <w:pPr>
-              <w:spacing w:after="0"/>
-            </w:pPr>
-            <w:r>
-              <w:rPr>
-                <w:rFonts w:ascii="Times New Roman" w:hAnsi="Times New Roman"/>
-                <w:b/>
-                <w:sz w:val="15"/>
-              </w:rPr>
-              <w:t>F1</w:t>
-            </w:r>
-          </w:p>
-        </w:tc>
-      </w:tr>
-      <w:tr>
-        <w:tc>
-          <w:tcPr>
-            <w:tcW w:type="dxa" w:w="1950"/>
-          </w:tcPr>
-          <w:p>
-            <w:pPr>
-              <w:spacing w:after="0"/>
-            </w:pPr>
-            <w:r>
-              <w:rPr>
-                <w:rFonts w:ascii="Times New Roman" w:hAnsi="Times New Roman"/>
-                <w:b w:val="0"/>
-                <w:sz w:val="15"/>
-              </w:rPr>
-              <w:t>Hindi</w:t>
-            </w:r>
-          </w:p>
-        </w:tc>
-        <w:tc>
-          <w:tcPr>
-            <w:tcW w:type="dxa" w:w="1950"/>
-          </w:tcPr>
-          <w:p>
-            <w:pPr>
-              <w:spacing w:after="0"/>
-            </w:pPr>
-            <w:r>
-              <w:rPr>
-                <w:rFonts w:ascii="Times New Roman" w:hAnsi="Times New Roman"/>
-                <w:b w:val="0"/>
-                <w:sz w:val="15"/>
-              </w:rPr>
-              <w:t>222</w:t>
-            </w:r>
-          </w:p>
-        </w:tc>
-        <w:tc>
-          <w:tcPr>
-            <w:tcW w:type="dxa" w:w="1950"/>
-          </w:tcPr>
-          <w:p>
-            <w:pPr>
-              <w:spacing w:after="0"/>
-            </w:pPr>
-            <w:r>
-              <w:rPr>
-                <w:rFonts w:ascii="Times New Roman" w:hAnsi="Times New Roman"/>
-                <w:b w:val="0"/>
-                <w:sz w:val="15"/>
-              </w:rPr>
-              <w:t>78.8%</w:t>
-            </w:r>
-          </w:p>
-        </w:tc>
-        <w:tc>
-          <w:tcPr>
-            <w:tcW w:type="dxa" w:w="1950"/>
-          </w:tcPr>
-          <w:p>
-            <w:pPr>
-              <w:spacing w:after="0"/>
-            </w:pPr>
-            <w:r>
-              <w:rPr>
-                <w:rFonts w:ascii="Times New Roman" w:hAnsi="Times New Roman"/>
-                <w:b w:val="0"/>
-                <w:sz w:val="15"/>
-              </w:rPr>
-              <w:t>21.8%</w:t>
-            </w:r>
-          </w:p>
-        </w:tc>
-        <w:tc>
-          <w:tcPr>
-            <w:tcW w:type="dxa" w:w="1950"/>
-          </w:tcPr>
-          <w:p>
-            <w:pPr>
-              <w:spacing w:after="0"/>
-            </w:pPr>
-            <w:r>
-              <w:rPr>
-                <w:rFonts w:ascii="Times New Roman" w:hAnsi="Times New Roman"/>
-                <w:b w:val="0"/>
-                <w:sz w:val="15"/>
-              </w:rPr>
-              <w:t>72.5%</w:t>
-            </w:r>
-          </w:p>
-        </w:tc>
-      </w:tr>
-      <w:tr>
-        <w:tc>
-          <w:tcPr>
-            <w:tcW w:type="dxa" w:w="1950"/>
-          </w:tcPr>
-          <w:p>
-            <w:pPr>
-              <w:spacing w:after="0"/>
-            </w:pPr>
-            <w:r>
-              <w:rPr>
-                <w:rFonts w:ascii="Times New Roman" w:hAnsi="Times New Roman"/>
-                <w:b w:val="0"/>
-                <w:sz w:val="15"/>
-              </w:rPr>
-              <w:t>Marathi</w:t>
-            </w:r>
-          </w:p>
-        </w:tc>
-        <w:tc>
-          <w:tcPr>
-            <w:tcW w:type="dxa" w:w="1950"/>
-          </w:tcPr>
-          <w:p>
-            <w:pPr>
-              <w:spacing w:after="0"/>
-            </w:pPr>
-            <w:r>
-              <w:rPr>
-                <w:rFonts w:ascii="Times New Roman" w:hAnsi="Times New Roman"/>
-                <w:b w:val="0"/>
-                <w:sz w:val="15"/>
-              </w:rPr>
-              <w:t>164</w:t>
-            </w:r>
-          </w:p>
-        </w:tc>
-        <w:tc>
-          <w:tcPr>
-            <w:tcW w:type="dxa" w:w="1950"/>
-          </w:tcPr>
-          <w:p>
-            <w:pPr>
-              <w:spacing w:after="0"/>
-            </w:pPr>
-            <w:r>
-              <w:rPr>
-                <w:rFonts w:ascii="Times New Roman" w:hAnsi="Times New Roman"/>
-                <w:b w:val="0"/>
-                <w:sz w:val="15"/>
-              </w:rPr>
-              <w:t>93.3%</w:t>
-            </w:r>
-          </w:p>
-        </w:tc>
-        <w:tc>
-          <w:tcPr>
-            <w:tcW w:type="dxa" w:w="1950"/>
-          </w:tcPr>
-          <w:p>
-            <w:pPr>
-              <w:spacing w:after="0"/>
-            </w:pPr>
-            <w:r>
-              <w:rPr>
-                <w:rFonts w:ascii="Times New Roman" w:hAnsi="Times New Roman"/>
-                <w:b w:val="0"/>
-                <w:sz w:val="15"/>
-              </w:rPr>
-              <w:t>7.1%</w:t>
-            </w:r>
-          </w:p>
-        </w:tc>
-        <w:tc>
-          <w:tcPr>
-            <w:tcW w:type="dxa" w:w="1950"/>
-          </w:tcPr>
-          <w:p>
-            <w:pPr>
-              <w:spacing w:after="0"/>
-            </w:pPr>
-            <w:r>
-              <w:rPr>
-                <w:rFonts w:ascii="Times New Roman" w:hAnsi="Times New Roman"/>
-                <w:b w:val="0"/>
-                <w:sz w:val="15"/>
-              </w:rPr>
-              <w:t>95.2%</w:t>
-            </w:r>
-          </w:p>
-        </w:tc>
-      </w:tr>
-      <w:tr>
-        <w:tc>
-          <w:tcPr>
-            <w:tcW w:type="dxa" w:w="1950"/>
-          </w:tcPr>
-          <w:p>
-            <w:pPr>
-              <w:spacing w:after="0"/>
-            </w:pPr>
-            <w:r>
-              <w:rPr>
-                <w:rFonts w:ascii="Times New Roman" w:hAnsi="Times New Roman"/>
-                <w:b w:val="0"/>
-                <w:sz w:val="15"/>
-              </w:rPr>
-              <w:t>Tamil</w:t>
-            </w:r>
-          </w:p>
-        </w:tc>
-        <w:tc>
-          <w:tcPr>
-            <w:tcW w:type="dxa" w:w="1950"/>
-          </w:tcPr>
-          <w:p>
-            <w:pPr>
-              <w:spacing w:after="0"/>
-            </w:pPr>
-            <w:r>
-              <w:rPr>
-                <w:rFonts w:ascii="Times New Roman" w:hAnsi="Times New Roman"/>
-                <w:b w:val="0"/>
-                <w:sz w:val="15"/>
-              </w:rPr>
-              <w:t>198</w:t>
-            </w:r>
-          </w:p>
-        </w:tc>
-        <w:tc>
-          <w:tcPr>
-            <w:tcW w:type="dxa" w:w="1950"/>
-          </w:tcPr>
-          <w:p>
-            <w:pPr>
-              <w:spacing w:after="0"/>
-            </w:pPr>
-            <w:r>
-              <w:rPr>
-                <w:rFonts w:ascii="Times New Roman" w:hAnsi="Times New Roman"/>
-                <w:b w:val="0"/>
-                <w:sz w:val="15"/>
-              </w:rPr>
-              <w:t>93.9%</w:t>
-            </w:r>
-          </w:p>
-        </w:tc>
-        <w:tc>
-          <w:tcPr>
-            <w:tcW w:type="dxa" w:w="1950"/>
-          </w:tcPr>
-          <w:p>
-            <w:pPr>
-              <w:spacing w:after="0"/>
-            </w:pPr>
-            <w:r>
-              <w:rPr>
-                <w:rFonts w:ascii="Times New Roman" w:hAnsi="Times New Roman"/>
-                <w:b w:val="0"/>
-                <w:sz w:val="15"/>
-              </w:rPr>
-              <w:t>6.3%</w:t>
-            </w:r>
-          </w:p>
-        </w:tc>
-        <w:tc>
-          <w:tcPr>
-            <w:tcW w:type="dxa" w:w="1950"/>
-          </w:tcPr>
-          <w:p>
-            <w:pPr>
-              <w:spacing w:after="0"/>
-            </w:pPr>
-            <w:r>
-              <w:rPr>
-                <w:rFonts w:ascii="Times New Roman" w:hAnsi="Times New Roman"/>
-                <w:b w:val="0"/>
-                <w:sz w:val="15"/>
-              </w:rPr>
-              <w:t>92.2%</w:t>
-            </w:r>
-          </w:p>
-        </w:tc>
-      </w:tr>
-    </w:tbl>
-    <w:p>
-      <w:pPr>
-        <w:pStyle w:val="Heading1"/>
-      </w:pPr>
-      <w:r>
-        <w:t>6. Research Question Status</w:t>
-      </w:r>
-    </w:p>
-    <w:p>
-      <w:pPr>
-        <w:jc w:val="center"/>
-      </w:pPr>
-      <w:r>
-        <w:rPr>
-          <w:b/>
-          <w:sz w:val="16"/>
-        </w:rPr>
-        <w:t>TABLE 8. HONEST RESEARCH-QUESTION STATUS</w:t>
-      </w:r>
-    </w:p>
-    <w:tbl>
-      <w:tblPr>
-        <w:tblStyle w:val="TableGrid"/>
-        <w:tblW w:type="auto" w:w="0"/>
-        <w:tblLook w:firstColumn="1" w:firstRow="1" w:lastColumn="0" w:lastRow="0" w:noHBand="0" w:noVBand="1" w:val="04A0"/>
-      </w:tblPr>
-      <w:tblGrid>
-        <w:gridCol w:w="3250"/>
-        <w:gridCol w:w="3250"/>
-        <w:gridCol w:w="3250"/>
-      </w:tblGrid>
-      <w:tr>
-        <w:tc>
-          <w:tcPr>
-            <w:tcW w:type="dxa" w:w="3250"/>
-          </w:tcPr>
-          <w:p>
-            <w:pPr>
-              <w:spacing w:after="0"/>
-            </w:pPr>
-            <w:r>
-              <w:rPr>
-                <w:rFonts w:ascii="Times New Roman" w:hAnsi="Times New Roman"/>
-                <w:b/>
-                <w:sz w:val="15"/>
-              </w:rPr>
-              <w:t>RQ</w:t>
-            </w:r>
-          </w:p>
-        </w:tc>
-        <w:tc>
-          <w:tcPr>
-            <w:tcW w:type="dxa" w:w="3250"/>
-          </w:tcPr>
-          <w:p>
-            <w:pPr>
-              <w:spacing w:after="0"/>
-            </w:pPr>
-            <w:r>
-              <w:rPr>
-                <w:rFonts w:ascii="Times New Roman" w:hAnsi="Times New Roman"/>
-                <w:b/>
-                <w:sz w:val="15"/>
-              </w:rPr>
-              <w:t>Status</w:t>
-            </w:r>
-          </w:p>
-        </w:tc>
-        <w:tc>
-          <w:tcPr>
-            <w:tcW w:type="dxa" w:w="3250"/>
-          </w:tcPr>
-          <w:p>
-            <w:pPr>
-              <w:spacing w:after="0"/>
-            </w:pPr>
-            <w:r>
-              <w:rPr>
-                <w:rFonts w:ascii="Times New Roman" w:hAnsi="Times New Roman"/>
-                <w:b/>
-                <w:sz w:val="15"/>
-              </w:rPr>
-              <w:t>Current evidence</w:t>
-            </w:r>
-          </w:p>
-        </w:tc>
-      </w:tr>
-      <w:tr>
-        <w:tc>
-          <w:tcPr>
-            <w:tcW w:type="dxa" w:w="3250"/>
-          </w:tcPr>
-          <w:p>
-            <w:pPr>
-              <w:spacing w:after="0"/>
-            </w:pPr>
-            <w:r>
-              <w:rPr>
-                <w:rFonts w:ascii="Times New Roman" w:hAnsi="Times New Roman"/>
-                <w:b w:val="0"/>
-                <w:sz w:val="15"/>
-              </w:rPr>
-              <w:t>RQ1</w:t>
-            </w:r>
-          </w:p>
-        </w:tc>
-        <w:tc>
-          <w:tcPr>
-            <w:tcW w:type="dxa" w:w="3250"/>
-          </w:tcPr>
-          <w:p>
-            <w:pPr>
-              <w:spacing w:after="0"/>
-            </w:pPr>
-            <w:r>
-              <w:rPr>
-                <w:rFonts w:ascii="Times New Roman" w:hAnsi="Times New Roman"/>
-                <w:b w:val="0"/>
-                <w:sz w:val="15"/>
-              </w:rPr>
-              <w:t>Measured</w:t>
-            </w:r>
-          </w:p>
-        </w:tc>
-        <w:tc>
-          <w:tcPr>
-            <w:tcW w:type="dxa" w:w="3250"/>
-          </w:tcPr>
-          <w:p>
-            <w:pPr>
-              <w:spacing w:after="0"/>
-            </w:pPr>
-            <w:r>
-              <w:rPr>
-                <w:rFonts w:ascii="Times New Roman" w:hAnsi="Times New Roman"/>
-                <w:b w:val="0"/>
-                <w:sz w:val="15"/>
-              </w:rPr>
-              <w:t>Clean versus paired Opus test metrics</w:t>
-            </w:r>
-          </w:p>
-        </w:tc>
-      </w:tr>
-      <w:tr>
-        <w:tc>
-          <w:tcPr>
-            <w:tcW w:type="dxa" w:w="3250"/>
-          </w:tcPr>
-          <w:p>
-            <w:pPr>
-              <w:spacing w:after="0"/>
-            </w:pPr>
-            <w:r>
-              <w:rPr>
-                <w:rFonts w:ascii="Times New Roman" w:hAnsi="Times New Roman"/>
-                <w:b w:val="0"/>
-                <w:sz w:val="15"/>
-              </w:rPr>
-              <w:t>RQ2</w:t>
-            </w:r>
-          </w:p>
-        </w:tc>
-        <w:tc>
-          <w:tcPr>
-            <w:tcW w:type="dxa" w:w="3250"/>
-          </w:tcPr>
-          <w:p>
-            <w:pPr>
-              <w:spacing w:after="0"/>
-            </w:pPr>
-            <w:r>
-              <w:rPr>
-                <w:rFonts w:ascii="Times New Roman" w:hAnsi="Times New Roman"/>
-                <w:b w:val="0"/>
-                <w:sz w:val="15"/>
-              </w:rPr>
-              <w:t>Pending</w:t>
-            </w:r>
-          </w:p>
-        </w:tc>
-        <w:tc>
-          <w:tcPr>
-            <w:tcW w:type="dxa" w:w="3250"/>
-          </w:tcPr>
-          <w:p>
-            <w:pPr>
-              <w:spacing w:after="0"/>
-            </w:pPr>
-            <w:r>
-              <w:rPr>
-                <w:rFonts w:ascii="Times New Roman" w:hAnsi="Times New Roman"/>
-                <w:b w:val="0"/>
-                <w:sz w:val="15"/>
-              </w:rPr>
-              <w:t>English-only control checkpoint not yet run</w:t>
-            </w:r>
-          </w:p>
-        </w:tc>
-      </w:tr>
-      <w:tr>
-        <w:tc>
-          <w:tcPr>
-            <w:tcW w:type="dxa" w:w="3250"/>
-          </w:tcPr>
-          <w:p>
-            <w:pPr>
-              <w:spacing w:after="0"/>
-            </w:pPr>
-            <w:r>
-              <w:rPr>
-                <w:rFonts w:ascii="Times New Roman" w:hAnsi="Times New Roman"/>
-                <w:b w:val="0"/>
-                <w:sz w:val="15"/>
-              </w:rPr>
-              <w:t>RQ3</w:t>
-            </w:r>
-          </w:p>
-        </w:tc>
-        <w:tc>
-          <w:tcPr>
-            <w:tcW w:type="dxa" w:w="3250"/>
-          </w:tcPr>
-          <w:p>
-            <w:pPr>
-              <w:spacing w:after="0"/>
-            </w:pPr>
-            <w:r>
-              <w:rPr>
-                <w:rFonts w:ascii="Times New Roman" w:hAnsi="Times New Roman"/>
-                <w:b w:val="0"/>
-                <w:sz w:val="15"/>
-              </w:rPr>
-              <w:t>Measured</w:t>
-            </w:r>
-          </w:p>
-        </w:tc>
-        <w:tc>
-          <w:tcPr>
-            <w:tcW w:type="dxa" w:w="3250"/>
-          </w:tcPr>
-          <w:p>
-            <w:pPr>
-              <w:spacing w:after="0"/>
-            </w:pPr>
-            <w:r>
-              <w:rPr>
-                <w:rFonts w:ascii="Times New Roman" w:hAnsi="Times New Roman"/>
-                <w:b w:val="0"/>
-                <w:sz w:val="15"/>
-              </w:rPr>
-              <w:t>Three leave-one-language-out runs</w:t>
-            </w:r>
-          </w:p>
-        </w:tc>
-      </w:tr>
-      <w:tr>
-        <w:tc>
-          <w:tcPr>
-            <w:tcW w:type="dxa" w:w="3250"/>
-          </w:tcPr>
-          <w:p>
-            <w:pPr>
-              <w:spacing w:after="0"/>
-            </w:pPr>
-            <w:r>
-              <w:rPr>
-                <w:rFonts w:ascii="Times New Roman" w:hAnsi="Times New Roman"/>
-                <w:b w:val="0"/>
-                <w:sz w:val="15"/>
-              </w:rPr>
-              <w:t>RQ4</w:t>
-            </w:r>
-          </w:p>
-        </w:tc>
-        <w:tc>
-          <w:tcPr>
-            <w:tcW w:type="dxa" w:w="3250"/>
-          </w:tcPr>
-          <w:p>
-            <w:pPr>
-              <w:spacing w:after="0"/>
-            </w:pPr>
-            <w:r>
-              <w:rPr>
-                <w:rFonts w:ascii="Times New Roman" w:hAnsi="Times New Roman"/>
-                <w:b w:val="0"/>
-                <w:sz w:val="15"/>
-              </w:rPr>
-              <w:t>Measured</w:t>
-            </w:r>
-          </w:p>
-        </w:tc>
-        <w:tc>
-          <w:tcPr>
-            <w:tcW w:type="dxa" w:w="3250"/>
-          </w:tcPr>
-          <w:p>
-            <w:pPr>
-              <w:spacing w:after="0"/>
-            </w:pPr>
-            <w:r>
-              <w:rPr>
-                <w:rFonts w:ascii="Times New Roman" w:hAnsi="Times New Roman"/>
-                <w:b w:val="0"/>
-                <w:sz w:val="15"/>
-              </w:rPr>
-              <w:t>Validation-fitted pre/post calibration</w:t>
-            </w:r>
-          </w:p>
-        </w:tc>
-      </w:tr>
-      <w:tr>
-        <w:tc>
-          <w:tcPr>
-            <w:tcW w:type="dxa" w:w="3250"/>
-          </w:tcPr>
-          <w:p>
-            <w:pPr>
-              <w:spacing w:after="0"/>
-            </w:pPr>
-            <w:r>
-              <w:rPr>
-                <w:rFonts w:ascii="Times New Roman" w:hAnsi="Times New Roman"/>
-                <w:b w:val="0"/>
-                <w:sz w:val="15"/>
-              </w:rPr>
-              <w:t>RQ5</w:t>
-            </w:r>
-          </w:p>
-        </w:tc>
-        <w:tc>
-          <w:tcPr>
-            <w:tcW w:type="dxa" w:w="3250"/>
-          </w:tcPr>
-          <w:p>
-            <w:pPr>
-              <w:spacing w:after="0"/>
-            </w:pPr>
-            <w:r>
-              <w:rPr>
-                <w:rFonts w:ascii="Times New Roman" w:hAnsi="Times New Roman"/>
-                <w:b w:val="0"/>
-                <w:sz w:val="15"/>
-              </w:rPr>
-              <w:t>Protocol ready</w:t>
-            </w:r>
-          </w:p>
-        </w:tc>
-        <w:tc>
-          <w:tcPr>
-            <w:tcW w:type="dxa" w:w="3250"/>
-          </w:tcPr>
-          <w:p>
-            <w:pPr>
-              <w:spacing w:after="0"/>
-            </w:pPr>
-            <w:r>
-              <w:rPr>
-                <w:rFonts w:ascii="Times New Roman" w:hAnsi="Times New Roman"/>
-                <w:b w:val="0"/>
-                <w:sz w:val="15"/>
-              </w:rPr>
-              <w:t>Participant responses N=0; no result claimed</w:t>
-            </w:r>
-          </w:p>
-        </w:tc>
-      </w:tr>
-    </w:tbl>
-    <w:p>
-      <w:pPr>
-        <w:pStyle w:val="Heading1"/>
-      </w:pPr>
-      <w:r>
-        <w:t>7. Remaining Final-Phase Work</w:t>
-      </w:r>
-    </w:p>
-    <w:p>
-      <w:pPr>
-        <w:pStyle w:val="ListBullet"/>
-      </w:pPr>
-      <w:r>
-        <w:t>Run the frozen XLS-R research front-end and detector baseline matrix.</w:t>
-      </w:r>
-    </w:p>
-    <w:p>
-      <w:pPr>
-        <w:pStyle w:val="ListBullet"/>
-      </w:pPr>
-      <w:r>
-        <w:t>Add the English-only RQ2 control using a licensed English benchmark.</w:t>
-      </w:r>
-    </w:p>
-    <w:p>
-      <w:pPr>
-        <w:pStyle w:val="ListBullet"/>
-      </w:pPr>
-      <w:r>
-        <w:t>Expand attack diversity beyond one published synthetic source.</w:t>
-      </w:r>
-    </w:p>
-    <w:p>
-      <w:pPr>
-        <w:pStyle w:val="ListBullet"/>
-      </w:pPr>
-      <w:r>
-        <w:t>Recruit eligible listeners and complete the approved RQ5 protocol.</w:t>
-      </w:r>
-    </w:p>
-    <w:p>
-      <w:pPr>
-        <w:pStyle w:val="ListBullet"/>
-      </w:pPr>
-      <w:r>
-        <w:t>Freeze result CSVs, repeat confidence intervals, and prepare the final paper.</w:t>
-      </w:r>
-    </w:p>
-    <w:p>
-      <w:pPr>
-        <w:pStyle w:val="Heading1"/>
-      </w:pPr>
-      <w:r>
-        <w:t>8. Mid-Term Demonstration Readiness</w:t>
-      </w:r>
-    </w:p>
-    <w:p>
-      <w:pPr>
-        <w:spacing w:after="40" w:line="240" w:lineRule="auto"/>
-        <w:ind w:firstLine="230"/>
-        <w:jc w:val="both"/>
-      </w:pPr>
-      <w:r>
-        <w:t>The live system can demonstrate upload inference, microphone streaming, dataset provenance, compression-aware metrics, calibration plots, explainability artefacts, experiment records, and API documentation. The master report and IEEE-style paper use persisted metrics rather than manually copied values.</w:t>
-      </w:r>
-    </w:p>
-    <w:p>
-      <w:pPr>
-        <w:pStyle w:val="Heading1"/>
-      </w:pPr>
-      <w:r>
-        <w:t>9. Submission Checklist</w:t>
-      </w:r>
-    </w:p>
-    <w:p>
-      <w:r>
-        <w:t>? Master project DOCX generated and package-verified.</w:t>
-      </w:r>
-    </w:p>
-    <w:p>
-      <w:r>
-        <w:t>? IEEE-style hard-copy paper generated and package-verified.</w:t>
-      </w:r>
-    </w:p>
-    <w:p>
-      <w:r>
-        <w:t>? Mid-term progress report generated from the same training report.</w:t>
-      </w:r>
-    </w:p>
-    <w:p>
-      <w:r>
-        <w:t>? All chart source PNGs have automated blank/crop margin checks.</w:t>
-      </w:r>
-    </w:p>
-    <w:p>
-      <w:r>
-        <w:t>? Human-study claims remain explicitly N=0 until responses exist.</w:t>
-      </w:r>
-    </w:p>
-    <w:p>
-      <w:r>
-        <w:t>? Team must bring a laptop, charger, backup copy, and printed hard copies.</w:t>
+        <w:t>The live system can demonstrate upload inference, microphone streaming, dataset provenance, compression-aware metrics, calibration plots, explainability artefacts, and API documentation. All headline numbers must match the frozen Round 3 manifest. Do not present V2 as solving the source confound, n=9 FLEURS as a benchmark, or human results that do not exist.</w:t>
       </w:r>
     </w:p>
     <w:sectPr>
